--- a/4.质量管理/2.运行记录类文件/040208-运维服务质量管理报告(截止2025年10月).docx
+++ b/4.质量管理/2.运行记录类文件/040208-运维服务质量管理报告(截止2025年10月).docx
@@ -16,7 +16,22 @@
         <w:autoSpaceDN w:val="0"/>
         <w:bidi w:val="0"/>
       </w:pPr>
-      <w:bookmarkStart w:id="0" w:name="_Toc16243"/>
+    </w:p>
+    <w:p>
+      <w:pPr>
+        <w:pStyle w:val="31"/>
+        <w:keepNext w:val="0"/>
+        <w:keepLines w:val="0"/>
+        <w:pageBreakBefore w:val="0"/>
+        <w:widowControl w:val="0"/>
+        <w:wordWrap/>
+        <w:overflowPunct/>
+        <w:topLinePunct w:val="0"/>
+        <w:autoSpaceDE w:val="0"/>
+        <w:autoSpaceDN w:val="0"/>
+        <w:bidi w:val="0"/>
+      </w:pPr>
+      <w:bookmarkStart w:id="0" w:name="_Toc11926"/>
       <w:r>
         <w:t>运维服务质量管理报告</w:t>
       </w:r>
@@ -36,7 +51,7 @@
         <w:autoSpaceDN w:val="0"/>
         <w:bidi w:val="0"/>
       </w:pPr>
-      <w:bookmarkStart w:id="1" w:name="_Toc13819"/>
+      <w:bookmarkStart w:id="1" w:name="_Toc11395"/>
       <w:r>
         <w:t>甘肃国邦信息科技有限公司</w:t>
       </w:r>
@@ -133,22 +148,6 @@
           <w:pgMar w:top="1431" w:right="1785" w:bottom="0" w:left="1785" w:header="0" w:footer="0" w:gutter="0"/>
           <w:cols w:space="720" w:num="1"/>
         </w:sectPr>
-      </w:pPr>
-    </w:p>
-    <w:p>
-      <w:pPr>
-        <w:pStyle w:val="12"/>
-        <w:keepNext w:val="0"/>
-        <w:keepLines w:val="0"/>
-        <w:pageBreakBefore w:val="0"/>
-        <w:widowControl w:val="0"/>
-        <w:wordWrap/>
-        <w:overflowPunct/>
-        <w:topLinePunct w:val="0"/>
-        <w:autoSpaceDE w:val="0"/>
-        <w:autoSpaceDN w:val="0"/>
-        <w:bidi w:val="0"/>
-        <w:spacing w:line="363" w:lineRule="auto"/>
       </w:pPr>
     </w:p>
     <w:p>
@@ -172,7 +171,7 @@
           <w:szCs w:val="28"/>
         </w:rPr>
       </w:pPr>
-      <w:bookmarkStart w:id="2" w:name="_Toc1165"/>
+      <w:bookmarkStart w:id="2" w:name="_Toc5468"/>
       <w:r>
         <w:rPr>
           <w:rFonts w:ascii="宋体" w:hAnsi="宋体" w:eastAsia="宋体" w:cs="宋体"/>
@@ -183,21 +182,6 @@
         <w:t>文档信息</w:t>
       </w:r>
       <w:bookmarkEnd w:id="2"/>
-    </w:p>
-    <w:p>
-      <w:pPr>
-        <w:keepNext w:val="0"/>
-        <w:keepLines w:val="0"/>
-        <w:pageBreakBefore w:val="0"/>
-        <w:widowControl w:val="0"/>
-        <w:wordWrap/>
-        <w:overflowPunct/>
-        <w:topLinePunct w:val="0"/>
-        <w:autoSpaceDE w:val="0"/>
-        <w:autoSpaceDN w:val="0"/>
-        <w:bidi w:val="0"/>
-        <w:spacing w:line="131" w:lineRule="exact"/>
-      </w:pPr>
     </w:p>
     <w:tbl>
       <w:tblPr>
@@ -1145,7 +1129,7 @@
               <w:rFonts w:hint="eastAsia" w:ascii="Microsoft JhengHei" w:hAnsi="Microsoft JhengHei" w:eastAsia="Microsoft JhengHei" w:cs="Microsoft JhengHei"/>
               <w:szCs w:val="24"/>
             </w:rPr>
-            <w:instrText xml:space="preserve"> HYPERLINK \l _Toc16243 </w:instrText>
+            <w:instrText xml:space="preserve"> HYPERLINK \l _Toc11926 </w:instrText>
           </w:r>
           <w:r>
             <w:rPr>
@@ -1164,7 +1148,7 @@
             <w:fldChar w:fldCharType="begin"/>
           </w:r>
           <w:r>
-            <w:instrText xml:space="preserve"> PAGEREF _Toc16243 \h </w:instrText>
+            <w:instrText xml:space="preserve"> PAGEREF _Toc11926 \h </w:instrText>
           </w:r>
           <w:r>
             <w:fldChar w:fldCharType="separate"/>
@@ -1202,7 +1186,7 @@
               <w:rFonts w:hint="eastAsia" w:ascii="Microsoft JhengHei" w:hAnsi="Microsoft JhengHei" w:eastAsia="Microsoft JhengHei" w:cs="Microsoft JhengHei"/>
               <w:szCs w:val="24"/>
             </w:rPr>
-            <w:instrText xml:space="preserve"> HYPERLINK \l _Toc13819 </w:instrText>
+            <w:instrText xml:space="preserve"> HYPERLINK \l _Toc11395 </w:instrText>
           </w:r>
           <w:r>
             <w:rPr>
@@ -1221,7 +1205,7 @@
             <w:fldChar w:fldCharType="begin"/>
           </w:r>
           <w:r>
-            <w:instrText xml:space="preserve"> PAGEREF _Toc13819 \h </w:instrText>
+            <w:instrText xml:space="preserve"> PAGEREF _Toc11395 \h </w:instrText>
           </w:r>
           <w:r>
             <w:fldChar w:fldCharType="separate"/>
@@ -1259,7 +1243,7 @@
               <w:rFonts w:hint="eastAsia" w:ascii="Microsoft JhengHei" w:hAnsi="Microsoft JhengHei" w:eastAsia="Microsoft JhengHei" w:cs="Microsoft JhengHei"/>
               <w:szCs w:val="24"/>
             </w:rPr>
-            <w:instrText xml:space="preserve"> HYPERLINK \l _Toc1165 </w:instrText>
+            <w:instrText xml:space="preserve"> HYPERLINK \l _Toc5468 </w:instrText>
           </w:r>
           <w:r>
             <w:rPr>
@@ -1283,7 +1267,7 @@
             <w:fldChar w:fldCharType="begin"/>
           </w:r>
           <w:r>
-            <w:instrText xml:space="preserve"> PAGEREF _Toc1165 \h </w:instrText>
+            <w:instrText xml:space="preserve"> PAGEREF _Toc5468 \h </w:instrText>
           </w:r>
           <w:r>
             <w:fldChar w:fldCharType="separate"/>
@@ -1321,7 +1305,7 @@
               <w:rFonts w:hint="eastAsia" w:ascii="Microsoft JhengHei" w:hAnsi="Microsoft JhengHei" w:eastAsia="Microsoft JhengHei" w:cs="Microsoft JhengHei"/>
               <w:szCs w:val="24"/>
             </w:rPr>
-            <w:instrText xml:space="preserve"> HYPERLINK \l _Toc6853 </w:instrText>
+            <w:instrText xml:space="preserve"> HYPERLINK \l _Toc19042 </w:instrText>
           </w:r>
           <w:r>
             <w:rPr>
@@ -1346,7 +1330,7 @@
             <w:fldChar w:fldCharType="begin"/>
           </w:r>
           <w:r>
-            <w:instrText xml:space="preserve"> PAGEREF _Toc6853 \h </w:instrText>
+            <w:instrText xml:space="preserve"> PAGEREF _Toc19042 \h </w:instrText>
           </w:r>
           <w:r>
             <w:fldChar w:fldCharType="separate"/>
@@ -1384,7 +1368,7 @@
               <w:rFonts w:hint="eastAsia" w:ascii="Microsoft JhengHei" w:hAnsi="Microsoft JhengHei" w:eastAsia="Microsoft JhengHei" w:cs="Microsoft JhengHei"/>
               <w:szCs w:val="24"/>
             </w:rPr>
-            <w:instrText xml:space="preserve"> HYPERLINK \l _Toc18691 </w:instrText>
+            <w:instrText xml:space="preserve"> HYPERLINK \l _Toc22088 </w:instrText>
           </w:r>
           <w:r>
             <w:rPr>
@@ -1409,7 +1393,7 @@
             <w:fldChar w:fldCharType="begin"/>
           </w:r>
           <w:r>
-            <w:instrText xml:space="preserve"> PAGEREF _Toc18691 \h </w:instrText>
+            <w:instrText xml:space="preserve"> PAGEREF _Toc22088 \h </w:instrText>
           </w:r>
           <w:r>
             <w:fldChar w:fldCharType="separate"/>
@@ -1447,7 +1431,7 @@
               <w:rFonts w:hint="eastAsia" w:ascii="Microsoft JhengHei" w:hAnsi="Microsoft JhengHei" w:eastAsia="Microsoft JhengHei" w:cs="Microsoft JhengHei"/>
               <w:szCs w:val="24"/>
             </w:rPr>
-            <w:instrText xml:space="preserve"> HYPERLINK \l _Toc18311 </w:instrText>
+            <w:instrText xml:space="preserve"> HYPERLINK \l _Toc1183 </w:instrText>
           </w:r>
           <w:r>
             <w:rPr>
@@ -1472,7 +1456,7 @@
             <w:fldChar w:fldCharType="begin"/>
           </w:r>
           <w:r>
-            <w:instrText xml:space="preserve"> PAGEREF _Toc18311 \h </w:instrText>
+            <w:instrText xml:space="preserve"> PAGEREF _Toc1183 \h </w:instrText>
           </w:r>
           <w:r>
             <w:fldChar w:fldCharType="separate"/>
@@ -1510,7 +1494,7 @@
               <w:rFonts w:hint="eastAsia" w:ascii="Microsoft JhengHei" w:hAnsi="Microsoft JhengHei" w:eastAsia="Microsoft JhengHei" w:cs="Microsoft JhengHei"/>
               <w:szCs w:val="24"/>
             </w:rPr>
-            <w:instrText xml:space="preserve"> HYPERLINK \l _Toc23667 </w:instrText>
+            <w:instrText xml:space="preserve"> HYPERLINK \l _Toc19124 </w:instrText>
           </w:r>
           <w:r>
             <w:rPr>
@@ -1535,7 +1519,7 @@
             <w:fldChar w:fldCharType="begin"/>
           </w:r>
           <w:r>
-            <w:instrText xml:space="preserve"> PAGEREF _Toc23667 \h </w:instrText>
+            <w:instrText xml:space="preserve"> PAGEREF _Toc19124 \h </w:instrText>
           </w:r>
           <w:r>
             <w:fldChar w:fldCharType="separate"/>
@@ -1573,7 +1557,7 @@
               <w:rFonts w:hint="eastAsia" w:ascii="Microsoft JhengHei" w:hAnsi="Microsoft JhengHei" w:eastAsia="Microsoft JhengHei" w:cs="Microsoft JhengHei"/>
               <w:szCs w:val="24"/>
             </w:rPr>
-            <w:instrText xml:space="preserve"> HYPERLINK \l _Toc10167 </w:instrText>
+            <w:instrText xml:space="preserve"> HYPERLINK \l _Toc28573 </w:instrText>
           </w:r>
           <w:r>
             <w:rPr>
@@ -1598,13 +1582,217 @@
             <w:fldChar w:fldCharType="begin"/>
           </w:r>
           <w:r>
-            <w:instrText xml:space="preserve"> PAGEREF _Toc10167 \h </w:instrText>
+            <w:instrText xml:space="preserve"> PAGEREF _Toc28573 \h </w:instrText>
           </w:r>
           <w:r>
             <w:fldChar w:fldCharType="separate"/>
           </w:r>
           <w:r>
             <w:t>4</w:t>
+          </w:r>
+          <w:r>
+            <w:fldChar w:fldCharType="end"/>
+          </w:r>
+          <w:r>
+            <w:rPr>
+              <w:rFonts w:hint="eastAsia" w:ascii="Microsoft JhengHei" w:hAnsi="Microsoft JhengHei" w:eastAsia="Microsoft JhengHei" w:cs="Microsoft JhengHei"/>
+              <w:szCs w:val="24"/>
+            </w:rPr>
+            <w:fldChar w:fldCharType="end"/>
+          </w:r>
+        </w:p>
+        <w:p>
+          <w:pPr>
+            <w:pStyle w:val="17"/>
+            <w:tabs>
+              <w:tab w:val="right" w:leader="dot" w:pos="8497"/>
+            </w:tabs>
+          </w:pPr>
+          <w:r>
+            <w:rPr>
+              <w:rFonts w:hint="eastAsia" w:ascii="Microsoft JhengHei" w:hAnsi="Microsoft JhengHei" w:eastAsia="Microsoft JhengHei" w:cs="Microsoft JhengHei"/>
+              <w:szCs w:val="24"/>
+            </w:rPr>
+            <w:fldChar w:fldCharType="begin"/>
+          </w:r>
+          <w:r>
+            <w:rPr>
+              <w:rFonts w:hint="eastAsia" w:ascii="Microsoft JhengHei" w:hAnsi="Microsoft JhengHei" w:eastAsia="Microsoft JhengHei" w:cs="Microsoft JhengHei"/>
+              <w:szCs w:val="24"/>
+            </w:rPr>
+            <w:instrText xml:space="preserve"> HYPERLINK \l _Toc7191 </w:instrText>
+          </w:r>
+          <w:r>
+            <w:rPr>
+              <w:rFonts w:hint="eastAsia" w:ascii="Microsoft JhengHei" w:hAnsi="Microsoft JhengHei" w:eastAsia="Microsoft JhengHei" w:cs="Microsoft JhengHei"/>
+              <w:szCs w:val="24"/>
+            </w:rPr>
+            <w:fldChar w:fldCharType="separate"/>
+          </w:r>
+          <w:r>
+            <w:rPr>
+              <w:rFonts w:hint="default"/>
+              <w:lang w:val="en-US" w:eastAsia="zh-CN"/>
+            </w:rPr>
+            <w:t xml:space="preserve">5.1. </w:t>
+          </w:r>
+          <w:r>
+            <w:rPr>
+              <w:rFonts w:hint="eastAsia"/>
+              <w:lang w:val="en-US" w:eastAsia="zh-CN"/>
+            </w:rPr>
+            <w:t>质量部</w:t>
+          </w:r>
+          <w:r>
+            <w:tab/>
+          </w:r>
+          <w:r>
+            <w:fldChar w:fldCharType="begin"/>
+          </w:r>
+          <w:r>
+            <w:instrText xml:space="preserve"> PAGEREF _Toc7191 \h </w:instrText>
+          </w:r>
+          <w:r>
+            <w:fldChar w:fldCharType="separate"/>
+          </w:r>
+          <w:r>
+            <w:t>4</w:t>
+          </w:r>
+          <w:r>
+            <w:fldChar w:fldCharType="end"/>
+          </w:r>
+          <w:r>
+            <w:rPr>
+              <w:rFonts w:hint="eastAsia" w:ascii="Microsoft JhengHei" w:hAnsi="Microsoft JhengHei" w:eastAsia="Microsoft JhengHei" w:cs="Microsoft JhengHei"/>
+              <w:szCs w:val="24"/>
+            </w:rPr>
+            <w:fldChar w:fldCharType="end"/>
+          </w:r>
+        </w:p>
+        <w:p>
+          <w:pPr>
+            <w:pStyle w:val="17"/>
+            <w:tabs>
+              <w:tab w:val="right" w:leader="dot" w:pos="8497"/>
+            </w:tabs>
+          </w:pPr>
+          <w:r>
+            <w:rPr>
+              <w:rFonts w:hint="eastAsia" w:ascii="Microsoft JhengHei" w:hAnsi="Microsoft JhengHei" w:eastAsia="Microsoft JhengHei" w:cs="Microsoft JhengHei"/>
+              <w:szCs w:val="24"/>
+            </w:rPr>
+            <w:fldChar w:fldCharType="begin"/>
+          </w:r>
+          <w:r>
+            <w:rPr>
+              <w:rFonts w:hint="eastAsia" w:ascii="Microsoft JhengHei" w:hAnsi="Microsoft JhengHei" w:eastAsia="Microsoft JhengHei" w:cs="Microsoft JhengHei"/>
+              <w:szCs w:val="24"/>
+            </w:rPr>
+            <w:instrText xml:space="preserve"> HYPERLINK \l _Toc757 </w:instrText>
+          </w:r>
+          <w:r>
+            <w:rPr>
+              <w:rFonts w:hint="eastAsia" w:ascii="Microsoft JhengHei" w:hAnsi="Microsoft JhengHei" w:eastAsia="Microsoft JhengHei" w:cs="Microsoft JhengHei"/>
+              <w:szCs w:val="24"/>
+            </w:rPr>
+            <w:fldChar w:fldCharType="separate"/>
+          </w:r>
+          <w:r>
+            <w:rPr>
+              <w:rFonts w:hint="default"/>
+              <w:lang w:val="en-US" w:eastAsia="zh-CN"/>
+            </w:rPr>
+            <w:t xml:space="preserve">5.2. </w:t>
+          </w:r>
+          <w:r>
+            <w:rPr>
+              <w:rFonts w:hint="eastAsia"/>
+              <w:lang w:val="en-US" w:eastAsia="zh-CN"/>
+            </w:rPr>
+            <w:t>运维部</w:t>
+          </w:r>
+          <w:r>
+            <w:tab/>
+          </w:r>
+          <w:r>
+            <w:fldChar w:fldCharType="begin"/>
+          </w:r>
+          <w:r>
+            <w:instrText xml:space="preserve"> PAGEREF _Toc757 \h </w:instrText>
+          </w:r>
+          <w:r>
+            <w:fldChar w:fldCharType="separate"/>
+          </w:r>
+          <w:r>
+            <w:t>5</w:t>
+          </w:r>
+          <w:r>
+            <w:fldChar w:fldCharType="end"/>
+          </w:r>
+          <w:r>
+            <w:rPr>
+              <w:rFonts w:hint="eastAsia" w:ascii="Microsoft JhengHei" w:hAnsi="Microsoft JhengHei" w:eastAsia="Microsoft JhengHei" w:cs="Microsoft JhengHei"/>
+              <w:szCs w:val="24"/>
+            </w:rPr>
+            <w:fldChar w:fldCharType="end"/>
+          </w:r>
+        </w:p>
+        <w:p>
+          <w:pPr>
+            <w:pStyle w:val="17"/>
+            <w:tabs>
+              <w:tab w:val="right" w:leader="dot" w:pos="8497"/>
+            </w:tabs>
+          </w:pPr>
+          <w:r>
+            <w:rPr>
+              <w:rFonts w:hint="eastAsia" w:ascii="Microsoft JhengHei" w:hAnsi="Microsoft JhengHei" w:eastAsia="Microsoft JhengHei" w:cs="Microsoft JhengHei"/>
+              <w:szCs w:val="24"/>
+            </w:rPr>
+            <w:fldChar w:fldCharType="begin"/>
+          </w:r>
+          <w:r>
+            <w:rPr>
+              <w:rFonts w:hint="eastAsia" w:ascii="Microsoft JhengHei" w:hAnsi="Microsoft JhengHei" w:eastAsia="Microsoft JhengHei" w:cs="Microsoft JhengHei"/>
+              <w:szCs w:val="24"/>
+            </w:rPr>
+            <w:instrText xml:space="preserve"> HYPERLINK \l _Toc4009 </w:instrText>
+          </w:r>
+          <w:r>
+            <w:rPr>
+              <w:rFonts w:hint="eastAsia" w:ascii="Microsoft JhengHei" w:hAnsi="Microsoft JhengHei" w:eastAsia="Microsoft JhengHei" w:cs="Microsoft JhengHei"/>
+              <w:szCs w:val="24"/>
+            </w:rPr>
+            <w:fldChar w:fldCharType="separate"/>
+          </w:r>
+          <w:r>
+            <w:rPr>
+              <w:rFonts w:hint="default"/>
+              <w:lang w:val="en-US" w:eastAsia="zh-CN"/>
+            </w:rPr>
+            <w:t xml:space="preserve">5.3. </w:t>
+          </w:r>
+          <w:r>
+            <w:rPr>
+              <w:rFonts w:hint="eastAsia"/>
+              <w:lang w:val="en-US" w:eastAsia="zh-CN"/>
+            </w:rPr>
+            <w:t>其他运维部门</w:t>
+          </w:r>
+          <w:r>
+            <w:tab/>
+          </w:r>
+          <w:r>
+            <w:fldChar w:fldCharType="begin"/>
+          </w:r>
+          <w:r>
+            <w:instrText xml:space="preserve"> PAGEREF _Toc4009 \h </w:instrText>
+          </w:r>
+          <w:r>
+            <w:fldChar w:fldCharType="separate"/>
+          </w:r>
+          <w:r>
+            <w:t>5</w:t>
           </w:r>
           <w:r>
             <w:fldChar w:fldCharType="end"/>
@@ -1636,7 +1824,7 @@
               <w:rFonts w:hint="eastAsia" w:ascii="Microsoft JhengHei" w:hAnsi="Microsoft JhengHei" w:eastAsia="Microsoft JhengHei" w:cs="Microsoft JhengHei"/>
               <w:szCs w:val="24"/>
             </w:rPr>
-            <w:instrText xml:space="preserve"> HYPERLINK \l _Toc13698 </w:instrText>
+            <w:instrText xml:space="preserve"> HYPERLINK \l _Toc21270 </w:instrText>
           </w:r>
           <w:r>
             <w:rPr>
@@ -1666,13 +1854,13 @@
             <w:fldChar w:fldCharType="begin"/>
           </w:r>
           <w:r>
-            <w:instrText xml:space="preserve"> PAGEREF _Toc13698 \h </w:instrText>
+            <w:instrText xml:space="preserve"> PAGEREF _Toc21270 \h </w:instrText>
           </w:r>
           <w:r>
             <w:fldChar w:fldCharType="separate"/>
           </w:r>
           <w:r>
-            <w:t>4</w:t>
+            <w:t>5</w:t>
           </w:r>
           <w:r>
             <w:fldChar w:fldCharType="end"/>
@@ -1704,7 +1892,7 @@
               <w:rFonts w:hint="eastAsia" w:ascii="Microsoft JhengHei" w:hAnsi="Microsoft JhengHei" w:eastAsia="Microsoft JhengHei" w:cs="Microsoft JhengHei"/>
               <w:szCs w:val="24"/>
             </w:rPr>
-            <w:instrText xml:space="preserve"> HYPERLINK \l _Toc21575 </w:instrText>
+            <w:instrText xml:space="preserve"> HYPERLINK \l _Toc994 </w:instrText>
           </w:r>
           <w:r>
             <w:rPr>
@@ -1733,13 +1921,13 @@
             <w:fldChar w:fldCharType="begin"/>
           </w:r>
           <w:r>
-            <w:instrText xml:space="preserve"> PAGEREF _Toc21575 \h </w:instrText>
+            <w:instrText xml:space="preserve"> PAGEREF _Toc994 \h </w:instrText>
           </w:r>
           <w:r>
             <w:fldChar w:fldCharType="separate"/>
           </w:r>
           <w:r>
-            <w:t>4</w:t>
+            <w:t>5</w:t>
           </w:r>
           <w:r>
             <w:fldChar w:fldCharType="end"/>
@@ -1771,7 +1959,7 @@
               <w:rFonts w:hint="eastAsia" w:ascii="Microsoft JhengHei" w:hAnsi="Microsoft JhengHei" w:eastAsia="Microsoft JhengHei" w:cs="Microsoft JhengHei"/>
               <w:szCs w:val="24"/>
             </w:rPr>
-            <w:instrText xml:space="preserve"> HYPERLINK \l _Toc6842 </w:instrText>
+            <w:instrText xml:space="preserve"> HYPERLINK \l _Toc6456 </w:instrText>
           </w:r>
           <w:r>
             <w:rPr>
@@ -1800,13 +1988,211 @@
             <w:fldChar w:fldCharType="begin"/>
           </w:r>
           <w:r>
-            <w:instrText xml:space="preserve"> PAGEREF _Toc6842 \h </w:instrText>
+            <w:instrText xml:space="preserve"> PAGEREF _Toc6456 \h </w:instrText>
           </w:r>
           <w:r>
             <w:fldChar w:fldCharType="separate"/>
           </w:r>
           <w:r>
-            <w:t>5</w:t>
+            <w:t>6</w:t>
+          </w:r>
+          <w:r>
+            <w:fldChar w:fldCharType="end"/>
+          </w:r>
+          <w:r>
+            <w:rPr>
+              <w:rFonts w:hint="eastAsia" w:ascii="Microsoft JhengHei" w:hAnsi="Microsoft JhengHei" w:eastAsia="Microsoft JhengHei" w:cs="Microsoft JhengHei"/>
+              <w:szCs w:val="24"/>
+            </w:rPr>
+            <w:fldChar w:fldCharType="end"/>
+          </w:r>
+        </w:p>
+        <w:p>
+          <w:pPr>
+            <w:pStyle w:val="13"/>
+            <w:tabs>
+              <w:tab w:val="right" w:leader="dot" w:pos="8497"/>
+            </w:tabs>
+          </w:pPr>
+          <w:r>
+            <w:rPr>
+              <w:rFonts w:hint="eastAsia" w:ascii="Microsoft JhengHei" w:hAnsi="Microsoft JhengHei" w:eastAsia="Microsoft JhengHei" w:cs="Microsoft JhengHei"/>
+              <w:szCs w:val="24"/>
+            </w:rPr>
+            <w:fldChar w:fldCharType="begin"/>
+          </w:r>
+          <w:r>
+            <w:rPr>
+              <w:rFonts w:hint="eastAsia" w:ascii="Microsoft JhengHei" w:hAnsi="Microsoft JhengHei" w:eastAsia="Microsoft JhengHei" w:cs="Microsoft JhengHei"/>
+              <w:szCs w:val="24"/>
+            </w:rPr>
+            <w:instrText xml:space="preserve"> HYPERLINK \l _Toc22325 </w:instrText>
+          </w:r>
+          <w:r>
+            <w:rPr>
+              <w:rFonts w:hint="eastAsia" w:ascii="Microsoft JhengHei" w:hAnsi="Microsoft JhengHei" w:eastAsia="Microsoft JhengHei" w:cs="Microsoft JhengHei"/>
+              <w:szCs w:val="24"/>
+            </w:rPr>
+            <w:fldChar w:fldCharType="separate"/>
+          </w:r>
+          <w:r>
+            <w:rPr>
+              <w:rFonts w:hint="default"/>
+            </w:rPr>
+            <w:t xml:space="preserve">6.2.1. </w:t>
+          </w:r>
+          <w:r>
+            <w:rPr>
+              <w:rFonts w:hint="eastAsia"/>
+            </w:rPr>
+            <w:t>评审背景与输入</w:t>
+          </w:r>
+          <w:r>
+            <w:tab/>
+          </w:r>
+          <w:r>
+            <w:fldChar w:fldCharType="begin"/>
+          </w:r>
+          <w:r>
+            <w:instrText xml:space="preserve"> PAGEREF _Toc22325 \h </w:instrText>
+          </w:r>
+          <w:r>
+            <w:fldChar w:fldCharType="separate"/>
+          </w:r>
+          <w:r>
+            <w:t>6</w:t>
+          </w:r>
+          <w:r>
+            <w:fldChar w:fldCharType="end"/>
+          </w:r>
+          <w:r>
+            <w:rPr>
+              <w:rFonts w:hint="eastAsia" w:ascii="Microsoft JhengHei" w:hAnsi="Microsoft JhengHei" w:eastAsia="Microsoft JhengHei" w:cs="Microsoft JhengHei"/>
+              <w:szCs w:val="24"/>
+            </w:rPr>
+            <w:fldChar w:fldCharType="end"/>
+          </w:r>
+        </w:p>
+        <w:p>
+          <w:pPr>
+            <w:pStyle w:val="13"/>
+            <w:tabs>
+              <w:tab w:val="right" w:leader="dot" w:pos="8497"/>
+            </w:tabs>
+          </w:pPr>
+          <w:r>
+            <w:rPr>
+              <w:rFonts w:hint="eastAsia" w:ascii="Microsoft JhengHei" w:hAnsi="Microsoft JhengHei" w:eastAsia="Microsoft JhengHei" w:cs="Microsoft JhengHei"/>
+              <w:szCs w:val="24"/>
+            </w:rPr>
+            <w:fldChar w:fldCharType="begin"/>
+          </w:r>
+          <w:r>
+            <w:rPr>
+              <w:rFonts w:hint="eastAsia" w:ascii="Microsoft JhengHei" w:hAnsi="Microsoft JhengHei" w:eastAsia="Microsoft JhengHei" w:cs="Microsoft JhengHei"/>
+              <w:szCs w:val="24"/>
+            </w:rPr>
+            <w:instrText xml:space="preserve"> HYPERLINK \l _Toc948 </w:instrText>
+          </w:r>
+          <w:r>
+            <w:rPr>
+              <w:rFonts w:hint="eastAsia" w:ascii="Microsoft JhengHei" w:hAnsi="Microsoft JhengHei" w:eastAsia="Microsoft JhengHei" w:cs="Microsoft JhengHei"/>
+              <w:szCs w:val="24"/>
+            </w:rPr>
+            <w:fldChar w:fldCharType="separate"/>
+          </w:r>
+          <w:r>
+            <w:rPr>
+              <w:rFonts w:hint="default"/>
+            </w:rPr>
+            <w:t xml:space="preserve">6.2.2. </w:t>
+          </w:r>
+          <w:r>
+            <w:rPr>
+              <w:rFonts w:hint="eastAsia"/>
+            </w:rPr>
+            <w:t>评审实施与发现</w:t>
+          </w:r>
+          <w:r>
+            <w:tab/>
+          </w:r>
+          <w:r>
+            <w:fldChar w:fldCharType="begin"/>
+          </w:r>
+          <w:r>
+            <w:instrText xml:space="preserve"> PAGEREF _Toc948 \h </w:instrText>
+          </w:r>
+          <w:r>
+            <w:fldChar w:fldCharType="separate"/>
+          </w:r>
+          <w:r>
+            <w:t>6</w:t>
+          </w:r>
+          <w:r>
+            <w:fldChar w:fldCharType="end"/>
+          </w:r>
+          <w:r>
+            <w:rPr>
+              <w:rFonts w:hint="eastAsia" w:ascii="Microsoft JhengHei" w:hAnsi="Microsoft JhengHei" w:eastAsia="Microsoft JhengHei" w:cs="Microsoft JhengHei"/>
+              <w:szCs w:val="24"/>
+            </w:rPr>
+            <w:fldChar w:fldCharType="end"/>
+          </w:r>
+        </w:p>
+        <w:p>
+          <w:pPr>
+            <w:pStyle w:val="13"/>
+            <w:tabs>
+              <w:tab w:val="right" w:leader="dot" w:pos="8497"/>
+            </w:tabs>
+          </w:pPr>
+          <w:r>
+            <w:rPr>
+              <w:rFonts w:hint="eastAsia" w:ascii="Microsoft JhengHei" w:hAnsi="Microsoft JhengHei" w:eastAsia="Microsoft JhengHei" w:cs="Microsoft JhengHei"/>
+              <w:szCs w:val="24"/>
+            </w:rPr>
+            <w:fldChar w:fldCharType="begin"/>
+          </w:r>
+          <w:r>
+            <w:rPr>
+              <w:rFonts w:hint="eastAsia" w:ascii="Microsoft JhengHei" w:hAnsi="Microsoft JhengHei" w:eastAsia="Microsoft JhengHei" w:cs="Microsoft JhengHei"/>
+              <w:szCs w:val="24"/>
+            </w:rPr>
+            <w:instrText xml:space="preserve"> HYPERLINK \l _Toc27007 </w:instrText>
+          </w:r>
+          <w:r>
+            <w:rPr>
+              <w:rFonts w:hint="eastAsia" w:ascii="Microsoft JhengHei" w:hAnsi="Microsoft JhengHei" w:eastAsia="Microsoft JhengHei" w:cs="Microsoft JhengHei"/>
+              <w:szCs w:val="24"/>
+            </w:rPr>
+            <w:fldChar w:fldCharType="separate"/>
+          </w:r>
+          <w:r>
+            <w:rPr>
+              <w:rFonts w:hint="default"/>
+            </w:rPr>
+            <w:t xml:space="preserve">6.2.3. </w:t>
+          </w:r>
+          <w:r>
+            <w:rPr>
+              <w:rFonts w:hint="eastAsia"/>
+            </w:rPr>
+            <w:t>评审结论与决议</w:t>
+          </w:r>
+          <w:r>
+            <w:tab/>
+          </w:r>
+          <w:r>
+            <w:fldChar w:fldCharType="begin"/>
+          </w:r>
+          <w:r>
+            <w:instrText xml:space="preserve"> PAGEREF _Toc27007 \h </w:instrText>
+          </w:r>
+          <w:r>
+            <w:fldChar w:fldCharType="separate"/>
+          </w:r>
+          <w:r>
+            <w:t>6</w:t>
           </w:r>
           <w:r>
             <w:fldChar w:fldCharType="end"/>
@@ -1838,7 +2224,7 @@
               <w:rFonts w:hint="eastAsia" w:ascii="Microsoft JhengHei" w:hAnsi="Microsoft JhengHei" w:eastAsia="Microsoft JhengHei" w:cs="Microsoft JhengHei"/>
               <w:szCs w:val="24"/>
             </w:rPr>
-            <w:instrText xml:space="preserve"> HYPERLINK \l _Toc11662 </w:instrText>
+            <w:instrText xml:space="preserve"> HYPERLINK \l _Toc23095 </w:instrText>
           </w:r>
           <w:r>
             <w:rPr>
@@ -1863,13 +2249,13 @@
             <w:fldChar w:fldCharType="begin"/>
           </w:r>
           <w:r>
-            <w:instrText xml:space="preserve"> PAGEREF _Toc11662 \h </w:instrText>
+            <w:instrText xml:space="preserve"> PAGEREF _Toc23095 \h </w:instrText>
           </w:r>
           <w:r>
             <w:fldChar w:fldCharType="separate"/>
           </w:r>
           <w:r>
-            <w:t>5</w:t>
+            <w:t>7</w:t>
           </w:r>
           <w:r>
             <w:fldChar w:fldCharType="end"/>
@@ -1901,7 +2287,7 @@
               <w:rFonts w:hint="eastAsia" w:ascii="Microsoft JhengHei" w:hAnsi="Microsoft JhengHei" w:eastAsia="Microsoft JhengHei" w:cs="Microsoft JhengHei"/>
               <w:szCs w:val="24"/>
             </w:rPr>
-            <w:instrText xml:space="preserve"> HYPERLINK \l _Toc5944 </w:instrText>
+            <w:instrText xml:space="preserve"> HYPERLINK \l _Toc13815 </w:instrText>
           </w:r>
           <w:r>
             <w:rPr>
@@ -1933,13 +2319,13 @@
             <w:fldChar w:fldCharType="begin"/>
           </w:r>
           <w:r>
-            <w:instrText xml:space="preserve"> PAGEREF _Toc5944 \h </w:instrText>
+            <w:instrText xml:space="preserve"> PAGEREF _Toc13815 \h </w:instrText>
           </w:r>
           <w:r>
             <w:fldChar w:fldCharType="separate"/>
           </w:r>
           <w:r>
-            <w:t>5</w:t>
+            <w:t>7</w:t>
           </w:r>
           <w:r>
             <w:fldChar w:fldCharType="end"/>
@@ -2028,7 +2414,7 @@
         <w:autoSpaceDN w:val="0"/>
         <w:bidi w:val="0"/>
       </w:pPr>
-      <w:bookmarkStart w:id="3" w:name="_Toc6853"/>
+      <w:bookmarkStart w:id="3" w:name="_Toc19042"/>
       <w:r>
         <w:t>目的</w:t>
       </w:r>
@@ -2036,53 +2422,13 @@
     </w:p>
     <w:p>
       <w:pPr>
-        <w:keepNext w:val="0"/>
-        <w:keepLines w:val="0"/>
-        <w:pageBreakBefore w:val="0"/>
-        <w:widowControl w:val="0"/>
-        <w:kinsoku w:val="0"/>
-        <w:wordWrap/>
-        <w:overflowPunct/>
-        <w:topLinePunct w:val="0"/>
-        <w:autoSpaceDE w:val="0"/>
-        <w:autoSpaceDN w:val="0"/>
-        <w:bidi w:val="0"/>
-        <w:adjustRightInd w:val="0"/>
-        <w:snapToGrid w:val="0"/>
-        <w:spacing w:line="360" w:lineRule="auto"/>
-        <w:ind w:left="0" w:right="0" w:firstLine="480" w:firstLineChars="200"/>
-        <w:textAlignment w:val="baseline"/>
-        <w:rPr>
-          <w:rFonts w:ascii="宋体" w:hAnsi="宋体" w:eastAsia="宋体" w:cs="宋体"/>
-          <w:sz w:val="24"/>
-          <w:szCs w:val="24"/>
-        </w:rPr>
-      </w:pPr>
-      <w:r>
-        <w:rPr>
-          <w:rFonts w:ascii="宋体" w:hAnsi="宋体" w:eastAsia="宋体" w:cs="宋体"/>
-          <w:sz w:val="24"/>
-          <w:szCs w:val="24"/>
-        </w:rPr>
-        <w:t>依据我公司运维服务业务定位和能力，策划</w:t>
-      </w:r>
-      <w:r>
-        <w:rPr>
-          <w:rFonts w:ascii="宋体" w:hAnsi="宋体" w:eastAsia="宋体" w:cs="宋体"/>
-          <w:spacing w:val="-1"/>
-          <w:sz w:val="24"/>
-          <w:szCs w:val="24"/>
-        </w:rPr>
-        <w:t>运行维护服务对象的服务内容</w:t>
-      </w:r>
-      <w:r>
-        <w:rPr>
-          <w:rFonts w:ascii="宋体" w:hAnsi="宋体" w:eastAsia="宋体" w:cs="宋体"/>
-          <w:spacing w:val="-4"/>
-          <w:sz w:val="24"/>
-          <w:szCs w:val="24"/>
-        </w:rPr>
-        <w:t>和要求，特编制此报告。</w:t>
+        <w:pStyle w:val="27"/>
+      </w:pPr>
+      <w:r>
+        <w:rPr>
+          <w:rFonts w:hint="eastAsia"/>
+        </w:rPr>
+        <w:t>为确保公司运维服务能力体系持续符合国家标准及客户要求，系统性地监控、评估并改进服务质量，依据公司运维服务业务定位和能力，特制定本年度服务质量管理计划。旨在通过计划性的质量活动，识别改进机会，提升客户满意度，保障运维服务交付的可靠性与有效性。</w:t>
       </w:r>
     </w:p>
     <w:p>
@@ -2099,7 +2445,7 @@
         <w:autoSpaceDN w:val="0"/>
         <w:bidi w:val="0"/>
       </w:pPr>
-      <w:bookmarkStart w:id="4" w:name="_Toc18691"/>
+      <w:bookmarkStart w:id="4" w:name="_Toc22088"/>
       <w:r>
         <w:t>适用范围</w:t>
       </w:r>
@@ -2154,7 +2500,7 @@
         <w:autoSpaceDN w:val="0"/>
         <w:bidi w:val="0"/>
       </w:pPr>
-      <w:bookmarkStart w:id="5" w:name="_Toc18311"/>
+      <w:bookmarkStart w:id="5" w:name="_Toc1183"/>
       <w:r>
         <w:t>引用文件</w:t>
       </w:r>
@@ -2731,7 +3077,7 @@
         <w:autoSpaceDN w:val="0"/>
         <w:bidi w:val="0"/>
       </w:pPr>
-      <w:bookmarkStart w:id="6" w:name="_Toc23667"/>
+      <w:bookmarkStart w:id="6" w:name="_Toc19124"/>
       <w:r>
         <w:t>术语与定义</w:t>
       </w:r>
@@ -2780,7 +3126,7 @@
         <w:autoSpaceDN w:val="0"/>
         <w:bidi w:val="0"/>
       </w:pPr>
-      <w:bookmarkStart w:id="7" w:name="_Toc10167"/>
+      <w:bookmarkStart w:id="7" w:name="_Toc28573"/>
       <w:r>
         <w:t>角色与职责</w:t>
       </w:r>
@@ -2801,544 +3147,440 @@
         <w:spacing w:line="76" w:lineRule="exact"/>
       </w:pPr>
     </w:p>
-    <w:tbl>
-      <w:tblPr>
-        <w:tblStyle w:val="24"/>
-        <w:tblW w:w="8521" w:type="dxa"/>
-        <w:tblInd w:w="5" w:type="dxa"/>
-        <w:tblBorders>
-          <w:top w:val="single" w:color="000000" w:sz="4" w:space="0"/>
-          <w:left w:val="single" w:color="000000" w:sz="4" w:space="0"/>
-          <w:bottom w:val="single" w:color="000000" w:sz="4" w:space="0"/>
-          <w:right w:val="single" w:color="000000" w:sz="4" w:space="0"/>
-          <w:insideH w:val="single" w:color="000000" w:sz="4" w:space="0"/>
-          <w:insideV w:val="single" w:color="000000" w:sz="4" w:space="0"/>
-        </w:tblBorders>
-        <w:tblLayout w:type="fixed"/>
-        <w:tblCellMar>
-          <w:top w:w="0" w:type="dxa"/>
-          <w:left w:w="0" w:type="dxa"/>
-          <w:bottom w:w="0" w:type="dxa"/>
-          <w:right w:w="0" w:type="dxa"/>
-        </w:tblCellMar>
-      </w:tblPr>
-      <w:tblGrid>
-        <w:gridCol w:w="2842"/>
-        <w:gridCol w:w="2422"/>
-        <w:gridCol w:w="3257"/>
-      </w:tblGrid>
-      <w:tr>
-        <w:tblPrEx>
-          <w:tblBorders>
-            <w:top w:val="single" w:color="000000" w:sz="4" w:space="0"/>
-            <w:left w:val="single" w:color="000000" w:sz="4" w:space="0"/>
-            <w:bottom w:val="single" w:color="000000" w:sz="4" w:space="0"/>
-            <w:right w:val="single" w:color="000000" w:sz="4" w:space="0"/>
-            <w:insideH w:val="single" w:color="000000" w:sz="4" w:space="0"/>
-            <w:insideV w:val="single" w:color="000000" w:sz="4" w:space="0"/>
-          </w:tblBorders>
-          <w:tblCellMar>
-            <w:top w:w="0" w:type="dxa"/>
-            <w:left w:w="0" w:type="dxa"/>
-            <w:bottom w:w="0" w:type="dxa"/>
-            <w:right w:w="0" w:type="dxa"/>
-          </w:tblCellMar>
-        </w:tblPrEx>
-        <w:trPr>
-          <w:trHeight w:val="653" w:hRule="atLeast"/>
-        </w:trPr>
-        <w:tc>
-          <w:tcPr>
-            <w:tcW w:w="2842" w:type="dxa"/>
-            <w:shd w:val="clear" w:color="auto" w:fill="BFBFBF"/>
-          </w:tcPr>
-          <w:p>
-            <w:pPr>
-              <w:pStyle w:val="25"/>
-              <w:keepNext w:val="0"/>
-              <w:keepLines w:val="0"/>
-              <w:pageBreakBefore w:val="0"/>
-              <w:widowControl w:val="0"/>
-              <w:wordWrap/>
-              <w:overflowPunct/>
-              <w:topLinePunct w:val="0"/>
-              <w:autoSpaceDE w:val="0"/>
-              <w:autoSpaceDN w:val="0"/>
-              <w:bidi w:val="0"/>
-              <w:spacing w:before="59" w:line="219" w:lineRule="auto"/>
-              <w:ind w:left="1217"/>
-              <w:rPr>
-                <w:sz w:val="21"/>
-                <w:szCs w:val="21"/>
-              </w:rPr>
-            </w:pPr>
-            <w:r>
-              <w:rPr>
-                <w:spacing w:val="-3"/>
-                <w:sz w:val="21"/>
-                <w:szCs w:val="21"/>
-              </w:rPr>
-              <w:t>角色</w:t>
-            </w:r>
-          </w:p>
-        </w:tc>
-        <w:tc>
-          <w:tcPr>
-            <w:tcW w:w="2422" w:type="dxa"/>
-            <w:shd w:val="clear" w:color="auto" w:fill="BFBFBF"/>
-          </w:tcPr>
-          <w:p>
-            <w:pPr>
-              <w:pStyle w:val="25"/>
-              <w:keepNext w:val="0"/>
-              <w:keepLines w:val="0"/>
-              <w:pageBreakBefore w:val="0"/>
-              <w:widowControl w:val="0"/>
-              <w:wordWrap/>
-              <w:overflowPunct/>
-              <w:topLinePunct w:val="0"/>
-              <w:autoSpaceDE w:val="0"/>
-              <w:autoSpaceDN w:val="0"/>
-              <w:bidi w:val="0"/>
-              <w:spacing w:before="59" w:line="221" w:lineRule="auto"/>
-              <w:ind w:left="1005"/>
-              <w:rPr>
-                <w:sz w:val="21"/>
-                <w:szCs w:val="21"/>
-              </w:rPr>
-            </w:pPr>
-            <w:r>
-              <w:rPr>
-                <w:spacing w:val="-3"/>
-                <w:sz w:val="21"/>
-                <w:szCs w:val="21"/>
-              </w:rPr>
-              <w:t>职责</w:t>
-            </w:r>
-          </w:p>
-        </w:tc>
-        <w:tc>
-          <w:tcPr>
-            <w:tcW w:w="3257" w:type="dxa"/>
-            <w:shd w:val="clear" w:color="auto" w:fill="BFBFBF"/>
-          </w:tcPr>
-          <w:p>
-            <w:pPr>
-              <w:pStyle w:val="25"/>
-              <w:keepNext w:val="0"/>
-              <w:keepLines w:val="0"/>
-              <w:pageBreakBefore w:val="0"/>
-              <w:widowControl w:val="0"/>
-              <w:wordWrap/>
-              <w:overflowPunct/>
-              <w:topLinePunct w:val="0"/>
-              <w:autoSpaceDE w:val="0"/>
-              <w:autoSpaceDN w:val="0"/>
-              <w:bidi w:val="0"/>
-              <w:spacing w:before="59" w:line="219" w:lineRule="auto"/>
-              <w:ind w:right="2"/>
-              <w:jc w:val="right"/>
-              <w:rPr>
-                <w:sz w:val="21"/>
-                <w:szCs w:val="21"/>
-              </w:rPr>
-            </w:pPr>
-            <w:r>
-              <w:rPr>
-                <w:spacing w:val="-3"/>
-                <w:sz w:val="21"/>
-                <w:szCs w:val="21"/>
-              </w:rPr>
-              <w:t>岗位（要以岗位职责说明书确定）</w:t>
-            </w:r>
-          </w:p>
-        </w:tc>
-      </w:tr>
-      <w:tr>
-        <w:tblPrEx>
-          <w:tblBorders>
-            <w:top w:val="single" w:color="000000" w:sz="4" w:space="0"/>
-            <w:left w:val="single" w:color="000000" w:sz="4" w:space="0"/>
-            <w:bottom w:val="single" w:color="000000" w:sz="4" w:space="0"/>
-            <w:right w:val="single" w:color="000000" w:sz="4" w:space="0"/>
-            <w:insideH w:val="single" w:color="000000" w:sz="4" w:space="0"/>
-            <w:insideV w:val="single" w:color="000000" w:sz="4" w:space="0"/>
-          </w:tblBorders>
-          <w:tblCellMar>
-            <w:top w:w="0" w:type="dxa"/>
-            <w:left w:w="0" w:type="dxa"/>
-            <w:bottom w:w="0" w:type="dxa"/>
-            <w:right w:w="0" w:type="dxa"/>
-          </w:tblCellMar>
-        </w:tblPrEx>
-        <w:trPr>
-          <w:trHeight w:val="324" w:hRule="atLeast"/>
-        </w:trPr>
-        <w:tc>
-          <w:tcPr>
-            <w:tcW w:w="2842" w:type="dxa"/>
-          </w:tcPr>
-          <w:p>
-            <w:pPr>
-              <w:pStyle w:val="25"/>
-              <w:keepNext w:val="0"/>
-              <w:keepLines w:val="0"/>
-              <w:pageBreakBefore w:val="0"/>
-              <w:widowControl w:val="0"/>
-              <w:wordWrap/>
-              <w:overflowPunct/>
-              <w:topLinePunct w:val="0"/>
-              <w:autoSpaceDE w:val="0"/>
-              <w:autoSpaceDN w:val="0"/>
-              <w:bidi w:val="0"/>
-              <w:spacing w:before="57" w:line="220" w:lineRule="auto"/>
-              <w:ind w:left="110"/>
-              <w:rPr>
-                <w:sz w:val="21"/>
-                <w:szCs w:val="21"/>
-              </w:rPr>
-            </w:pPr>
-            <w:r>
-              <w:rPr>
-                <w:spacing w:val="-2"/>
-                <w:sz w:val="21"/>
-                <w:szCs w:val="21"/>
-              </w:rPr>
-              <w:t>程序起草人</w:t>
-            </w:r>
-          </w:p>
-        </w:tc>
-        <w:tc>
-          <w:tcPr>
-            <w:tcW w:w="2422" w:type="dxa"/>
-          </w:tcPr>
-          <w:p>
-            <w:pPr>
-              <w:pStyle w:val="25"/>
-              <w:keepNext w:val="0"/>
-              <w:keepLines w:val="0"/>
-              <w:pageBreakBefore w:val="0"/>
-              <w:widowControl w:val="0"/>
-              <w:wordWrap/>
-              <w:overflowPunct/>
-              <w:topLinePunct w:val="0"/>
-              <w:autoSpaceDE w:val="0"/>
-              <w:autoSpaceDN w:val="0"/>
-              <w:bidi w:val="0"/>
-              <w:spacing w:before="58" w:line="218" w:lineRule="auto"/>
-              <w:ind w:left="118"/>
-              <w:rPr>
-                <w:sz w:val="21"/>
-                <w:szCs w:val="21"/>
-              </w:rPr>
-            </w:pPr>
-            <w:r>
-              <w:rPr>
-                <w:spacing w:val="-2"/>
-                <w:sz w:val="21"/>
-                <w:szCs w:val="21"/>
-              </w:rPr>
-              <w:t>负责报告的编写及完善</w:t>
-            </w:r>
-          </w:p>
-        </w:tc>
-        <w:tc>
-          <w:tcPr>
-            <w:tcW w:w="3257" w:type="dxa"/>
-          </w:tcPr>
-          <w:p>
-            <w:pPr>
-              <w:pStyle w:val="25"/>
-              <w:keepNext w:val="0"/>
-              <w:keepLines w:val="0"/>
-              <w:pageBreakBefore w:val="0"/>
-              <w:widowControl w:val="0"/>
-              <w:wordWrap/>
-              <w:overflowPunct/>
-              <w:topLinePunct w:val="0"/>
-              <w:autoSpaceDE w:val="0"/>
-              <w:autoSpaceDN w:val="0"/>
-              <w:bidi w:val="0"/>
-              <w:spacing w:before="57" w:line="220" w:lineRule="auto"/>
-              <w:ind w:left="114"/>
-              <w:rPr>
-                <w:sz w:val="21"/>
-                <w:szCs w:val="21"/>
-              </w:rPr>
-            </w:pPr>
-            <w:r>
-              <w:rPr>
-                <w:spacing w:val="-2"/>
-                <w:sz w:val="21"/>
-                <w:szCs w:val="21"/>
-              </w:rPr>
-              <w:t>质量管理专员</w:t>
-            </w:r>
-          </w:p>
-        </w:tc>
-      </w:tr>
-      <w:tr>
-        <w:tblPrEx>
-          <w:tblBorders>
-            <w:top w:val="single" w:color="000000" w:sz="4" w:space="0"/>
-            <w:left w:val="single" w:color="000000" w:sz="4" w:space="0"/>
-            <w:bottom w:val="single" w:color="000000" w:sz="4" w:space="0"/>
-            <w:right w:val="single" w:color="000000" w:sz="4" w:space="0"/>
-            <w:insideH w:val="single" w:color="000000" w:sz="4" w:space="0"/>
-            <w:insideV w:val="single" w:color="000000" w:sz="4" w:space="0"/>
-          </w:tblBorders>
-          <w:tblCellMar>
-            <w:top w:w="0" w:type="dxa"/>
-            <w:left w:w="0" w:type="dxa"/>
-            <w:bottom w:w="0" w:type="dxa"/>
-            <w:right w:w="0" w:type="dxa"/>
-          </w:tblCellMar>
-        </w:tblPrEx>
-        <w:trPr>
-          <w:trHeight w:val="324" w:hRule="atLeast"/>
-        </w:trPr>
-        <w:tc>
-          <w:tcPr>
-            <w:tcW w:w="2842" w:type="dxa"/>
-          </w:tcPr>
-          <w:p>
-            <w:pPr>
-              <w:pStyle w:val="25"/>
-              <w:keepNext w:val="0"/>
-              <w:keepLines w:val="0"/>
-              <w:pageBreakBefore w:val="0"/>
-              <w:widowControl w:val="0"/>
-              <w:wordWrap/>
-              <w:overflowPunct/>
-              <w:topLinePunct w:val="0"/>
-              <w:autoSpaceDE w:val="0"/>
-              <w:autoSpaceDN w:val="0"/>
-              <w:bidi w:val="0"/>
-              <w:spacing w:before="60" w:line="220" w:lineRule="auto"/>
-              <w:ind w:left="110"/>
-              <w:rPr>
-                <w:sz w:val="21"/>
-                <w:szCs w:val="21"/>
-              </w:rPr>
-            </w:pPr>
-            <w:r>
-              <w:rPr>
-                <w:spacing w:val="-2"/>
-                <w:sz w:val="21"/>
-                <w:szCs w:val="21"/>
-              </w:rPr>
-              <w:t>程序审核人</w:t>
-            </w:r>
-          </w:p>
-        </w:tc>
-        <w:tc>
-          <w:tcPr>
-            <w:tcW w:w="2422" w:type="dxa"/>
-          </w:tcPr>
-          <w:p>
-            <w:pPr>
-              <w:pStyle w:val="25"/>
-              <w:keepNext w:val="0"/>
-              <w:keepLines w:val="0"/>
-              <w:pageBreakBefore w:val="0"/>
-              <w:widowControl w:val="0"/>
-              <w:wordWrap/>
-              <w:overflowPunct/>
-              <w:topLinePunct w:val="0"/>
-              <w:autoSpaceDE w:val="0"/>
-              <w:autoSpaceDN w:val="0"/>
-              <w:bidi w:val="0"/>
-              <w:spacing w:before="59" w:line="220" w:lineRule="auto"/>
-              <w:ind w:left="118"/>
-              <w:rPr>
-                <w:sz w:val="21"/>
-                <w:szCs w:val="21"/>
-              </w:rPr>
-            </w:pPr>
-            <w:r>
-              <w:rPr>
-                <w:spacing w:val="-4"/>
-                <w:sz w:val="21"/>
-                <w:szCs w:val="21"/>
-              </w:rPr>
-              <w:t>负责审核</w:t>
-            </w:r>
-          </w:p>
-        </w:tc>
-        <w:tc>
-          <w:tcPr>
-            <w:tcW w:w="3257" w:type="dxa"/>
-          </w:tcPr>
-          <w:p>
-            <w:pPr>
-              <w:pStyle w:val="25"/>
-              <w:keepNext w:val="0"/>
-              <w:keepLines w:val="0"/>
-              <w:pageBreakBefore w:val="0"/>
-              <w:widowControl w:val="0"/>
-              <w:wordWrap/>
-              <w:overflowPunct/>
-              <w:topLinePunct w:val="0"/>
-              <w:autoSpaceDE w:val="0"/>
-              <w:autoSpaceDN w:val="0"/>
-              <w:bidi w:val="0"/>
-              <w:spacing w:before="59" w:line="220" w:lineRule="auto"/>
-              <w:ind w:left="117"/>
-              <w:rPr>
-                <w:sz w:val="21"/>
-                <w:szCs w:val="21"/>
-              </w:rPr>
-            </w:pPr>
-            <w:r>
-              <w:rPr>
-                <w:spacing w:val="-3"/>
-                <w:sz w:val="21"/>
-                <w:szCs w:val="21"/>
-              </w:rPr>
-              <w:t>副总经理</w:t>
-            </w:r>
-          </w:p>
-        </w:tc>
-      </w:tr>
-      <w:tr>
-        <w:tblPrEx>
-          <w:tblBorders>
-            <w:top w:val="single" w:color="000000" w:sz="4" w:space="0"/>
-            <w:left w:val="single" w:color="000000" w:sz="4" w:space="0"/>
-            <w:bottom w:val="single" w:color="000000" w:sz="4" w:space="0"/>
-            <w:right w:val="single" w:color="000000" w:sz="4" w:space="0"/>
-            <w:insideH w:val="single" w:color="000000" w:sz="4" w:space="0"/>
-            <w:insideV w:val="single" w:color="000000" w:sz="4" w:space="0"/>
-          </w:tblBorders>
-          <w:tblCellMar>
-            <w:top w:w="0" w:type="dxa"/>
-            <w:left w:w="0" w:type="dxa"/>
-            <w:bottom w:w="0" w:type="dxa"/>
-            <w:right w:w="0" w:type="dxa"/>
-          </w:tblCellMar>
-        </w:tblPrEx>
-        <w:trPr>
-          <w:trHeight w:val="328" w:hRule="atLeast"/>
-        </w:trPr>
-        <w:tc>
-          <w:tcPr>
-            <w:tcW w:w="2842" w:type="dxa"/>
-          </w:tcPr>
-          <w:p>
-            <w:pPr>
-              <w:pStyle w:val="25"/>
-              <w:keepNext w:val="0"/>
-              <w:keepLines w:val="0"/>
-              <w:pageBreakBefore w:val="0"/>
-              <w:widowControl w:val="0"/>
-              <w:wordWrap/>
-              <w:overflowPunct/>
-              <w:topLinePunct w:val="0"/>
-              <w:autoSpaceDE w:val="0"/>
-              <w:autoSpaceDN w:val="0"/>
-              <w:bidi w:val="0"/>
-              <w:spacing w:before="62" w:line="220" w:lineRule="auto"/>
-              <w:ind w:left="121"/>
-              <w:rPr>
-                <w:sz w:val="21"/>
-                <w:szCs w:val="21"/>
-              </w:rPr>
-            </w:pPr>
-            <w:r>
-              <w:rPr>
-                <w:spacing w:val="-5"/>
-                <w:sz w:val="21"/>
-                <w:szCs w:val="21"/>
-              </w:rPr>
-              <w:t>审批人</w:t>
-            </w:r>
-          </w:p>
-        </w:tc>
-        <w:tc>
-          <w:tcPr>
-            <w:tcW w:w="2422" w:type="dxa"/>
-          </w:tcPr>
-          <w:p>
-            <w:pPr>
-              <w:pStyle w:val="25"/>
-              <w:keepNext w:val="0"/>
-              <w:keepLines w:val="0"/>
-              <w:pageBreakBefore w:val="0"/>
-              <w:widowControl w:val="0"/>
-              <w:wordWrap/>
-              <w:overflowPunct/>
-              <w:topLinePunct w:val="0"/>
-              <w:autoSpaceDE w:val="0"/>
-              <w:autoSpaceDN w:val="0"/>
-              <w:bidi w:val="0"/>
-              <w:spacing w:before="61" w:line="220" w:lineRule="auto"/>
-              <w:ind w:left="118"/>
-              <w:rPr>
-                <w:sz w:val="21"/>
-                <w:szCs w:val="21"/>
-              </w:rPr>
-            </w:pPr>
-            <w:r>
-              <w:rPr>
-                <w:spacing w:val="-4"/>
-                <w:sz w:val="21"/>
-                <w:szCs w:val="21"/>
-              </w:rPr>
-              <w:t>负责审批</w:t>
-            </w:r>
-          </w:p>
-        </w:tc>
-        <w:tc>
-          <w:tcPr>
-            <w:tcW w:w="3257" w:type="dxa"/>
-          </w:tcPr>
-          <w:p>
-            <w:pPr>
-              <w:pStyle w:val="25"/>
-              <w:keepNext w:val="0"/>
-              <w:keepLines w:val="0"/>
-              <w:pageBreakBefore w:val="0"/>
-              <w:widowControl w:val="0"/>
-              <w:wordWrap/>
-              <w:overflowPunct/>
-              <w:topLinePunct w:val="0"/>
-              <w:autoSpaceDE w:val="0"/>
-              <w:autoSpaceDN w:val="0"/>
-              <w:bidi w:val="0"/>
-              <w:spacing w:before="62" w:line="225" w:lineRule="auto"/>
-              <w:ind w:left="118"/>
-              <w:rPr>
-                <w:sz w:val="21"/>
-                <w:szCs w:val="21"/>
-              </w:rPr>
-            </w:pPr>
-            <w:r>
-              <w:rPr>
-                <w:spacing w:val="-4"/>
-                <w:sz w:val="21"/>
-                <w:szCs w:val="21"/>
-              </w:rPr>
-              <w:t>总经理</w:t>
-            </w:r>
-          </w:p>
-        </w:tc>
-      </w:tr>
-    </w:tbl>
-    <w:p>
-      <w:pPr>
-        <w:pStyle w:val="12"/>
-        <w:keepNext w:val="0"/>
-        <w:keepLines w:val="0"/>
-        <w:pageBreakBefore w:val="0"/>
-        <w:widowControl w:val="0"/>
-        <w:wordWrap/>
-        <w:overflowPunct/>
-        <w:topLinePunct w:val="0"/>
-        <w:autoSpaceDE w:val="0"/>
-        <w:autoSpaceDN w:val="0"/>
+    <w:p>
+      <w:pPr>
+        <w:pStyle w:val="28"/>
         <w:bidi w:val="0"/>
-        <w:spacing w:line="355" w:lineRule="auto"/>
-      </w:pPr>
+        <w:rPr>
+          <w:rFonts w:hint="eastAsia"/>
+          <w:lang w:val="en-US" w:eastAsia="zh-CN"/>
+        </w:rPr>
+      </w:pPr>
+      <w:bookmarkStart w:id="8" w:name="_Toc7191"/>
+      <w:r>
+        <w:rPr>
+          <w:rFonts w:hint="eastAsia"/>
+          <w:lang w:val="en-US" w:eastAsia="zh-CN"/>
+        </w:rPr>
+        <w:t>质量部</w:t>
+      </w:r>
+      <w:bookmarkEnd w:id="8"/>
+    </w:p>
+    <w:p>
+      <w:pPr>
+        <w:pStyle w:val="27"/>
+        <w:numPr>
+          <w:ilvl w:val="0"/>
+          <w:numId w:val="2"/>
+        </w:numPr>
+        <w:ind w:left="425" w:leftChars="0" w:hanging="425" w:firstLineChars="0"/>
+        <w:rPr>
+          <w:rFonts w:hint="eastAsia"/>
+          <w:lang w:val="en-US" w:eastAsia="zh-CN"/>
+        </w:rPr>
+      </w:pPr>
+      <w:r>
+        <w:rPr>
+          <w:rFonts w:hint="eastAsia"/>
+          <w:lang w:val="en-US" w:eastAsia="zh-CN"/>
+        </w:rPr>
+        <w:t>负责公司级质量保证，制定并组织实施本服务质量管理计划。</w:t>
+      </w:r>
+    </w:p>
+    <w:p>
+      <w:pPr>
+        <w:pStyle w:val="27"/>
+        <w:numPr>
+          <w:ilvl w:val="0"/>
+          <w:numId w:val="2"/>
+        </w:numPr>
+        <w:ind w:left="425" w:leftChars="0" w:hanging="425" w:firstLineChars="0"/>
+        <w:rPr>
+          <w:rFonts w:hint="eastAsia"/>
+          <w:lang w:val="en-US" w:eastAsia="zh-CN"/>
+        </w:rPr>
+      </w:pPr>
+      <w:r>
+        <w:rPr>
+          <w:rFonts w:hint="eastAsia"/>
+          <w:lang w:val="en-US" w:eastAsia="zh-CN"/>
+        </w:rPr>
+        <w:t>监控运维服务质量，定期（如每季度）组织质量分析会议，评估运维业务开展情况。</w:t>
+      </w:r>
+    </w:p>
+    <w:p>
+      <w:pPr>
+        <w:pStyle w:val="27"/>
+        <w:numPr>
+          <w:ilvl w:val="0"/>
+          <w:numId w:val="2"/>
+        </w:numPr>
+        <w:ind w:left="425" w:leftChars="0" w:hanging="425" w:firstLineChars="0"/>
+        <w:rPr>
+          <w:rFonts w:hint="eastAsia"/>
+          <w:lang w:val="en-US" w:eastAsia="zh-CN"/>
+        </w:rPr>
+      </w:pPr>
+      <w:r>
+        <w:rPr>
+          <w:rFonts w:hint="eastAsia"/>
+          <w:lang w:val="en-US" w:eastAsia="zh-CN"/>
+        </w:rPr>
+        <w:t>负责策划并组织实施年度运维服务能力体系内部审核，跟踪验证不符合项的纠正措施。</w:t>
+      </w:r>
+    </w:p>
+    <w:p>
+      <w:pPr>
+        <w:pStyle w:val="27"/>
+        <w:numPr>
+          <w:ilvl w:val="0"/>
+          <w:numId w:val="2"/>
+        </w:numPr>
+        <w:ind w:left="425" w:leftChars="0" w:hanging="425" w:firstLineChars="0"/>
+        <w:rPr>
+          <w:rFonts w:hint="eastAsia"/>
+          <w:lang w:val="en-US" w:eastAsia="zh-CN"/>
+        </w:rPr>
+      </w:pPr>
+      <w:r>
+        <w:rPr>
+          <w:rFonts w:hint="eastAsia"/>
+          <w:lang w:val="en-US" w:eastAsia="zh-CN"/>
+        </w:rPr>
+        <w:t>负责组织实施公司级客户满意度调查，并牵头进行结果分析。</w:t>
+      </w:r>
+    </w:p>
+    <w:p>
+      <w:pPr>
+        <w:pStyle w:val="27"/>
+        <w:numPr>
+          <w:ilvl w:val="0"/>
+          <w:numId w:val="2"/>
+        </w:numPr>
+        <w:ind w:left="425" w:leftChars="0" w:hanging="425" w:firstLineChars="0"/>
+        <w:rPr>
+          <w:rFonts w:hint="eastAsia"/>
+          <w:lang w:val="en-US" w:eastAsia="zh-CN"/>
+        </w:rPr>
+      </w:pPr>
+      <w:r>
+        <w:rPr>
+          <w:rFonts w:hint="eastAsia"/>
+          <w:lang w:val="en-US" w:eastAsia="zh-CN"/>
+        </w:rPr>
+        <w:t>负责管理评审的筹备、组织及改进措施的跟踪验证。</w:t>
+      </w:r>
+    </w:p>
+    <w:p>
+      <w:pPr>
+        <w:pStyle w:val="27"/>
+        <w:numPr>
+          <w:ilvl w:val="0"/>
+          <w:numId w:val="2"/>
+        </w:numPr>
+        <w:ind w:left="425" w:leftChars="0" w:hanging="425" w:firstLineChars="0"/>
+        <w:rPr>
+          <w:rFonts w:hint="eastAsia"/>
+          <w:lang w:val="en-US" w:eastAsia="zh-CN"/>
+        </w:rPr>
+      </w:pPr>
+      <w:r>
+        <w:rPr>
+          <w:rFonts w:hint="eastAsia"/>
+          <w:lang w:val="en-US" w:eastAsia="zh-CN"/>
+        </w:rPr>
+        <w:t>对重大客户投诉进行根本原因分析、处理协调与效果回访。</w:t>
+      </w:r>
+    </w:p>
+    <w:p>
+      <w:pPr>
+        <w:pStyle w:val="27"/>
+        <w:numPr>
+          <w:ilvl w:val="0"/>
+          <w:numId w:val="2"/>
+        </w:numPr>
+        <w:ind w:left="425" w:leftChars="0" w:hanging="425" w:firstLineChars="0"/>
+        <w:rPr>
+          <w:rFonts w:hint="eastAsia"/>
+          <w:lang w:val="en-US" w:eastAsia="zh-CN"/>
+        </w:rPr>
+      </w:pPr>
+      <w:r>
+        <w:rPr>
+          <w:rFonts w:hint="eastAsia"/>
+          <w:lang w:val="en-US" w:eastAsia="zh-CN"/>
+        </w:rPr>
+        <w:t>监督、检查各部门质量改进措施的实施情况。</w:t>
+      </w:r>
+    </w:p>
+    <w:p>
+      <w:pPr>
+        <w:pStyle w:val="28"/>
+        <w:bidi w:val="0"/>
+        <w:rPr>
+          <w:rFonts w:hint="eastAsia"/>
+          <w:lang w:val="en-US" w:eastAsia="zh-CN"/>
+        </w:rPr>
+      </w:pPr>
+      <w:bookmarkStart w:id="9" w:name="_Toc757"/>
+      <w:r>
+        <w:rPr>
+          <w:rFonts w:hint="eastAsia"/>
+          <w:lang w:val="en-US" w:eastAsia="zh-CN"/>
+        </w:rPr>
+        <w:t>运维部</w:t>
+      </w:r>
+      <w:bookmarkEnd w:id="9"/>
+    </w:p>
+    <w:p>
+      <w:pPr>
+        <w:pStyle w:val="27"/>
+        <w:numPr>
+          <w:ilvl w:val="0"/>
+          <w:numId w:val="3"/>
+        </w:numPr>
+        <w:ind w:left="425" w:leftChars="0" w:hanging="425" w:firstLineChars="0"/>
+        <w:rPr>
+          <w:rFonts w:hint="eastAsia"/>
+          <w:lang w:val="en-US" w:eastAsia="zh-CN"/>
+        </w:rPr>
+      </w:pPr>
+      <w:r>
+        <w:rPr>
+          <w:rFonts w:hint="eastAsia"/>
+          <w:lang w:val="en-US" w:eastAsia="zh-CN"/>
+        </w:rPr>
+        <w:t>负责所辖运维业务的具体质量控制，执行服务流程与规范。</w:t>
+      </w:r>
+    </w:p>
+    <w:p>
+      <w:pPr>
+        <w:pStyle w:val="27"/>
+        <w:numPr>
+          <w:ilvl w:val="0"/>
+          <w:numId w:val="3"/>
+        </w:numPr>
+        <w:ind w:left="425" w:leftChars="0" w:hanging="425" w:firstLineChars="0"/>
+        <w:rPr>
+          <w:rFonts w:hint="eastAsia"/>
+          <w:lang w:val="en-US" w:eastAsia="zh-CN"/>
+        </w:rPr>
+      </w:pPr>
+      <w:r>
+        <w:rPr>
+          <w:rFonts w:hint="eastAsia"/>
+          <w:lang w:val="en-US" w:eastAsia="zh-CN"/>
+        </w:rPr>
+        <w:t>对质量部和服务台提供的客户反馈（包括满意度调查、投诉）进行分析，并制定、实施部门级改进措施。</w:t>
+      </w:r>
+    </w:p>
+    <w:p>
+      <w:pPr>
+        <w:pStyle w:val="27"/>
+        <w:numPr>
+          <w:ilvl w:val="0"/>
+          <w:numId w:val="3"/>
+        </w:numPr>
+        <w:ind w:left="425" w:leftChars="0" w:hanging="425" w:firstLineChars="0"/>
+        <w:rPr>
+          <w:rFonts w:hint="eastAsia"/>
+          <w:lang w:val="en-US" w:eastAsia="zh-CN"/>
+        </w:rPr>
+      </w:pPr>
+      <w:r>
+        <w:rPr>
+          <w:rFonts w:hint="eastAsia"/>
+          <w:lang w:val="en-US" w:eastAsia="zh-CN"/>
+        </w:rPr>
+        <w:t>定期（如每月）召开部门质量分析会，审视服务过程与结果。</w:t>
+      </w:r>
+    </w:p>
+    <w:p>
+      <w:pPr>
+        <w:pStyle w:val="27"/>
+        <w:numPr>
+          <w:ilvl w:val="0"/>
+          <w:numId w:val="3"/>
+        </w:numPr>
+        <w:ind w:left="425" w:leftChars="0" w:hanging="425" w:firstLineChars="0"/>
+        <w:rPr>
+          <w:rFonts w:hint="eastAsia"/>
+          <w:lang w:val="en-US" w:eastAsia="zh-CN"/>
+        </w:rPr>
+      </w:pPr>
+      <w:r>
+        <w:rPr>
+          <w:rFonts w:hint="eastAsia"/>
+          <w:lang w:val="en-US" w:eastAsia="zh-CN"/>
+        </w:rPr>
+        <w:t>负责监控服务请求/事件的处理过程与时效，并对已解决事件进行必要的客户回访。</w:t>
+      </w:r>
+    </w:p>
+    <w:p>
+      <w:pPr>
+        <w:pStyle w:val="27"/>
+        <w:numPr>
+          <w:ilvl w:val="0"/>
+          <w:numId w:val="3"/>
+        </w:numPr>
+        <w:ind w:left="425" w:leftChars="0" w:hanging="425" w:firstLineChars="0"/>
+        <w:rPr>
+          <w:rFonts w:hint="eastAsia"/>
+          <w:lang w:val="en-US" w:eastAsia="zh-CN"/>
+        </w:rPr>
+      </w:pPr>
+      <w:r>
+        <w:rPr>
+          <w:rFonts w:hint="eastAsia"/>
+          <w:lang w:val="en-US" w:eastAsia="zh-CN"/>
+        </w:rPr>
+        <w:t>负责服务知识的识别、评审、归档与应用，确保知识库内容的质量与适宜性（依据内审发现，需加强评审记录管理）。</w:t>
+      </w:r>
+    </w:p>
+    <w:p>
+      <w:pPr>
+        <w:pStyle w:val="27"/>
+        <w:numPr>
+          <w:ilvl w:val="0"/>
+          <w:numId w:val="3"/>
+        </w:numPr>
+        <w:ind w:left="425" w:leftChars="0" w:hanging="425" w:firstLineChars="0"/>
+        <w:rPr>
+          <w:rFonts w:hint="eastAsia"/>
+          <w:lang w:val="en-US" w:eastAsia="zh-CN"/>
+        </w:rPr>
+      </w:pPr>
+      <w:r>
+        <w:rPr>
+          <w:rFonts w:hint="eastAsia"/>
+          <w:lang w:val="en-US" w:eastAsia="zh-CN"/>
+        </w:rPr>
+        <w:t>接收并初步处理客户投诉，及时向相关部门反馈重要信息。</w:t>
+      </w:r>
+    </w:p>
+    <w:p>
+      <w:pPr>
+        <w:pStyle w:val="27"/>
+        <w:numPr>
+          <w:ilvl w:val="0"/>
+          <w:numId w:val="3"/>
+        </w:numPr>
+        <w:ind w:left="425" w:leftChars="0" w:hanging="425" w:firstLineChars="0"/>
+        <w:rPr>
+          <w:rFonts w:hint="eastAsia"/>
+          <w:lang w:val="en-US" w:eastAsia="zh-CN"/>
+        </w:rPr>
+      </w:pPr>
+      <w:r>
+        <w:rPr>
+          <w:rFonts w:hint="eastAsia"/>
+          <w:lang w:val="en-US" w:eastAsia="zh-CN"/>
+        </w:rPr>
+        <w:t>定期编写运维服务总结报告，持续完善服务能力与质量。</w:t>
+      </w:r>
+    </w:p>
+    <w:p>
+      <w:pPr>
+        <w:pStyle w:val="28"/>
+        <w:bidi w:val="0"/>
+        <w:rPr>
+          <w:rFonts w:hint="default"/>
+          <w:lang w:val="en-US" w:eastAsia="zh-CN"/>
+        </w:rPr>
+      </w:pPr>
+      <w:bookmarkStart w:id="10" w:name="_Toc4009"/>
+      <w:r>
+        <w:rPr>
+          <w:rFonts w:hint="eastAsia"/>
+          <w:lang w:val="en-US" w:eastAsia="zh-CN"/>
+        </w:rPr>
+        <w:t>其他运维部门</w:t>
+      </w:r>
+      <w:bookmarkEnd w:id="10"/>
+    </w:p>
+    <w:p>
+      <w:pPr>
+        <w:pStyle w:val="27"/>
+        <w:numPr>
+          <w:ilvl w:val="0"/>
+          <w:numId w:val="4"/>
+        </w:numPr>
+        <w:ind w:left="425" w:leftChars="0" w:hanging="425" w:firstLineChars="0"/>
+        <w:rPr>
+          <w:rFonts w:hint="default"/>
+          <w:lang w:val="en-US" w:eastAsia="zh-CN"/>
+        </w:rPr>
+      </w:pPr>
+      <w:r>
+        <w:rPr>
+          <w:rFonts w:hint="default"/>
+          <w:lang w:val="en-US" w:eastAsia="zh-CN"/>
+        </w:rPr>
+        <w:t>参与能力管理计划及相关质量改进计划的制定。</w:t>
+      </w:r>
+    </w:p>
+    <w:p>
+      <w:pPr>
+        <w:pStyle w:val="27"/>
+        <w:numPr>
+          <w:ilvl w:val="0"/>
+          <w:numId w:val="4"/>
+        </w:numPr>
+        <w:ind w:left="425" w:leftChars="0" w:hanging="425" w:firstLineChars="0"/>
+        <w:rPr>
+          <w:rFonts w:hint="default"/>
+          <w:lang w:val="en-US" w:eastAsia="zh-CN"/>
+        </w:rPr>
+      </w:pPr>
+      <w:r>
+        <w:rPr>
+          <w:rFonts w:hint="default"/>
+          <w:lang w:val="en-US" w:eastAsia="zh-CN"/>
+        </w:rPr>
+        <w:t>按照计划要求，在本部门职责范围内实施质量保证与改进活动（如：研发部需确保交付软件质量，采购部需优化供应商管理流程以支持服务交付）。</w:t>
+      </w:r>
+    </w:p>
+    <w:p>
+      <w:pPr>
+        <w:pStyle w:val="27"/>
+        <w:numPr>
+          <w:ilvl w:val="0"/>
+          <w:numId w:val="4"/>
+        </w:numPr>
+        <w:ind w:left="425" w:leftChars="0" w:hanging="425" w:firstLineChars="0"/>
+        <w:rPr>
+          <w:rFonts w:hint="default"/>
+          <w:lang w:val="en-US" w:eastAsia="zh-CN"/>
+        </w:rPr>
+      </w:pPr>
+      <w:r>
+        <w:rPr>
+          <w:rFonts w:hint="default"/>
+          <w:lang w:val="en-US" w:eastAsia="zh-CN"/>
+        </w:rPr>
+        <w:t>接受质量部的质量监督与检查，并按要求汇报计划实施情况。</w:t>
+      </w:r>
+    </w:p>
+    <w:p>
+      <w:pPr>
+        <w:pStyle w:val="27"/>
+        <w:numPr>
+          <w:ilvl w:val="0"/>
+          <w:numId w:val="4"/>
+        </w:numPr>
+        <w:ind w:left="425" w:leftChars="0" w:hanging="425" w:firstLineChars="0"/>
+        <w:rPr>
+          <w:rFonts w:hint="default"/>
+          <w:lang w:val="en-US" w:eastAsia="zh-CN"/>
+        </w:rPr>
+      </w:pPr>
+      <w:r>
+        <w:rPr>
+          <w:rFonts w:hint="default"/>
+          <w:lang w:val="en-US" w:eastAsia="zh-CN"/>
+        </w:rPr>
+        <w:t>针对本部门在服务支撑过程中发现的问题，主动采取并落实改进措施。</w:t>
+      </w:r>
     </w:p>
     <w:p>
       <w:pPr>
@@ -3358,7 +3600,7 @@
           <w:lang w:val="en-US" w:eastAsia="zh-CN"/>
         </w:rPr>
       </w:pPr>
-      <w:bookmarkStart w:id="8" w:name="_Toc13698"/>
+      <w:bookmarkStart w:id="11" w:name="_Toc21270"/>
       <w:r>
         <w:rPr>
           <w:rFonts w:hint="eastAsia"/>
@@ -3366,7 +3608,23 @@
         </w:rPr>
         <w:t>服务质量活动管理</w:t>
       </w:r>
-      <w:bookmarkEnd w:id="8"/>
+      <w:bookmarkEnd w:id="11"/>
+    </w:p>
+    <w:p>
+      <w:pPr>
+        <w:pStyle w:val="27"/>
+        <w:rPr>
+          <w:rFonts w:hint="default"/>
+          <w:lang w:val="en-US" w:eastAsia="zh-CN"/>
+        </w:rPr>
+      </w:pPr>
+      <w:r>
+        <w:rPr>
+          <w:rFonts w:hint="default"/>
+          <w:lang w:val="en-US" w:eastAsia="zh-CN"/>
+        </w:rPr>
+        <w:t>2025年度，公司严格按照《2025年运维服务质量管理计划》开展各项质量活动，体系运行平稳有效，服务质量目标基本达成。现将主要活动总结如下：</w:t>
+      </w:r>
     </w:p>
     <w:p>
       <w:pPr>
@@ -3382,7 +3640,7 @@
         <w:autoSpaceDN w:val="0"/>
         <w:bidi w:val="0"/>
       </w:pPr>
-      <w:bookmarkStart w:id="9" w:name="_Toc21575"/>
+      <w:bookmarkStart w:id="12" w:name="_Toc994"/>
       <w:r>
         <w:rPr>
           <w:rFonts w:hint="eastAsia"/>
@@ -3390,7 +3648,7 @@
         </w:rPr>
         <w:t>内部评审</w:t>
       </w:r>
-      <w:bookmarkEnd w:id="9"/>
+      <w:bookmarkEnd w:id="12"/>
     </w:p>
     <w:p>
       <w:pPr>
@@ -3440,7 +3698,7 @@
           <w:sz w:val="24"/>
           <w:szCs w:val="24"/>
         </w:rPr>
-        <w:t>月进行 ITSS 体系的</w:t>
+        <w:t>月进行ITSS体系的</w:t>
       </w:r>
       <w:r>
         <w:rPr>
@@ -3526,41 +3784,7 @@
           <w:sz w:val="24"/>
           <w:szCs w:val="24"/>
         </w:rPr>
-        <w:t>日举行了一次内审活动，涉及公司运维相关各部门。具体不符合项如下知识库管理平台和知识库内容适宜性的评审记录未生成；不符合 7.</w:t>
-      </w:r>
-      <w:r>
-        <w:rPr>
-          <w:rFonts w:hint="eastAsia" w:ascii="宋体" w:hAnsi="宋体" w:eastAsia="宋体" w:cs="宋体"/>
-          <w:sz w:val="24"/>
-          <w:szCs w:val="24"/>
-          <w:lang w:val="en-US" w:eastAsia="zh-CN"/>
-        </w:rPr>
-        <w:t>6.6</w:t>
-      </w:r>
-      <w:r>
-        <w:rPr>
-          <w:rFonts w:ascii="宋体" w:hAnsi="宋体" w:eastAsia="宋体" w:cs="宋体"/>
-          <w:sz w:val="24"/>
-          <w:szCs w:val="24"/>
-        </w:rPr>
-        <w:t xml:space="preserve"> </w:t>
-      </w:r>
-      <w:r>
-        <w:rPr>
-          <w:rFonts w:hint="eastAsia" w:ascii="宋体" w:hAnsi="宋体" w:eastAsia="宋体" w:cs="宋体"/>
-          <w:sz w:val="24"/>
-          <w:szCs w:val="24"/>
-          <w:lang w:val="en-US" w:eastAsia="zh-CN"/>
-        </w:rPr>
-        <w:t>服务知识</w:t>
-      </w:r>
-      <w:r>
-        <w:rPr>
-          <w:rFonts w:ascii="宋体" w:hAnsi="宋体" w:eastAsia="宋体" w:cs="宋体"/>
-          <w:sz w:val="24"/>
-          <w:szCs w:val="24"/>
-        </w:rPr>
-        <w:t>，要求运维部尽快整改完毕，并由质量部验证，已经通过。</w:t>
+        <w:t>日举行了一次内审活动，涉及公司运维相关各部门。</w:t>
       </w:r>
     </w:p>
     <w:p>
@@ -3590,11 +3814,11 @@
       </w:pPr>
       <w:r>
         <w:rPr>
-          <w:rFonts w:ascii="宋体" w:hAnsi="宋体" w:eastAsia="宋体" w:cs="宋体"/>
-          <w:sz w:val="24"/>
-          <w:szCs w:val="24"/>
-        </w:rPr>
-        <w:t>针对不符合项的改进意见如下：</w:t>
+          <w:rFonts w:hint="eastAsia" w:ascii="宋体" w:hAnsi="宋体" w:eastAsia="宋体" w:cs="宋体"/>
+          <w:sz w:val="24"/>
+          <w:szCs w:val="24"/>
+        </w:rPr>
+        <w:t>经对工作记录核查与人员访谈的综合评估，公司运维服务过程落实到位，实施有效。在资源保障方面，人员梯队建设与技术研发按既定规划稳步开展，服务知识库、服务台功能与服务数据资源均能满足当前运维需求。上述工作的扎实推进，带来了服务规范性的显著增强与服务质量的切实改进，已获得客户的广泛认可，客户满意度持续提升。</w:t>
       </w:r>
     </w:p>
     <w:p>
@@ -3618,18 +3842,43 @@
         <w:textAlignment w:val="baseline"/>
         <w:rPr>
           <w:rFonts w:ascii="宋体" w:hAnsi="宋体" w:eastAsia="宋体" w:cs="宋体"/>
-          <w:spacing w:val="-2"/>
-          <w:sz w:val="24"/>
-          <w:szCs w:val="24"/>
-        </w:rPr>
-      </w:pPr>
-      <w:r>
-        <w:rPr>
-          <w:rFonts w:ascii="宋体" w:hAnsi="宋体" w:eastAsia="宋体" w:cs="宋体"/>
-          <w:sz w:val="24"/>
-          <w:szCs w:val="24"/>
-        </w:rPr>
-        <w:t>运维部相关人员认真学习</w:t>
+          <w:sz w:val="24"/>
+          <w:szCs w:val="24"/>
+        </w:rPr>
+      </w:pPr>
+      <w:r>
+        <w:rPr>
+          <w:rFonts w:hint="eastAsia" w:ascii="宋体" w:hAnsi="宋体" w:cs="宋体"/>
+          <w:sz w:val="24"/>
+          <w:szCs w:val="24"/>
+          <w:lang w:val="en-US" w:eastAsia="zh-CN"/>
+        </w:rPr>
+        <w:t>内审过程中发现一项不符合，为一般不符合。</w:t>
+      </w:r>
+      <w:r>
+        <w:rPr>
+          <w:rFonts w:ascii="宋体" w:hAnsi="宋体" w:eastAsia="宋体" w:cs="宋体"/>
+          <w:sz w:val="24"/>
+          <w:szCs w:val="24"/>
+        </w:rPr>
+        <w:t>具体不符合项如下</w:t>
+      </w:r>
+      <w:r>
+        <w:rPr>
+          <w:rFonts w:hint="eastAsia" w:ascii="宋体" w:hAnsi="宋体" w:cs="宋体"/>
+          <w:sz w:val="24"/>
+          <w:szCs w:val="24"/>
+          <w:lang w:eastAsia="zh-CN"/>
+        </w:rPr>
+        <w:t>：</w:t>
+      </w:r>
+      <w:r>
+        <w:rPr>
+          <w:rFonts w:ascii="宋体" w:hAnsi="宋体" w:eastAsia="宋体" w:cs="宋体"/>
+          <w:sz w:val="24"/>
+          <w:szCs w:val="24"/>
+        </w:rPr>
+        <w:t>知识库管理平台和知识库内容适宜性的评审记录未生成；不符合 7.</w:t>
       </w:r>
       <w:r>
         <w:rPr>
@@ -3638,6 +3887,23 @@
           <w:szCs w:val="24"/>
           <w:lang w:val="en-US" w:eastAsia="zh-CN"/>
         </w:rPr>
+        <w:t>6.6</w:t>
+      </w:r>
+      <w:r>
+        <w:rPr>
+          <w:rFonts w:ascii="宋体" w:hAnsi="宋体" w:eastAsia="宋体" w:cs="宋体"/>
+          <w:sz w:val="24"/>
+          <w:szCs w:val="24"/>
+        </w:rPr>
+        <w:t xml:space="preserve"> </w:t>
+      </w:r>
+      <w:r>
+        <w:rPr>
+          <w:rFonts w:hint="eastAsia" w:ascii="宋体" w:hAnsi="宋体" w:eastAsia="宋体" w:cs="宋体"/>
+          <w:sz w:val="24"/>
+          <w:szCs w:val="24"/>
+          <w:lang w:val="en-US" w:eastAsia="zh-CN"/>
+        </w:rPr>
         <w:t>服务知识</w:t>
       </w:r>
       <w:r>
@@ -3646,65 +3912,16 @@
           <w:sz w:val="24"/>
           <w:szCs w:val="24"/>
         </w:rPr>
-        <w:t>管理制度，并按制度要求定期开展</w:t>
-      </w:r>
-      <w:r>
-        <w:rPr>
-          <w:rFonts w:hint="eastAsia" w:ascii="宋体" w:hAnsi="宋体" w:eastAsia="宋体" w:cs="宋体"/>
-          <w:sz w:val="24"/>
-          <w:szCs w:val="24"/>
-          <w:lang w:val="en-US" w:eastAsia="zh-CN"/>
-        </w:rPr>
-        <w:t>服务知识</w:t>
-      </w:r>
-      <w:r>
-        <w:rPr>
-          <w:rFonts w:ascii="宋体" w:hAnsi="宋体" w:eastAsia="宋体" w:cs="宋体"/>
-          <w:sz w:val="24"/>
-          <w:szCs w:val="24"/>
-        </w:rPr>
-        <w:t>内容适宜性评审，并由专人负责提醒其定期开展</w:t>
-      </w:r>
-      <w:r>
-        <w:rPr>
-          <w:rFonts w:ascii="宋体" w:hAnsi="宋体" w:eastAsia="宋体" w:cs="宋体"/>
-          <w:spacing w:val="-2"/>
-          <w:sz w:val="24"/>
-          <w:szCs w:val="24"/>
-        </w:rPr>
-        <w:t>。</w:t>
-      </w:r>
-    </w:p>
-    <w:p>
-      <w:pPr>
-        <w:pStyle w:val="28"/>
+        <w:t>，要求运维部尽快整改完毕，并由质量部验证，已经通过。</w:t>
+      </w:r>
+    </w:p>
+    <w:p>
+      <w:pPr>
         <w:keepNext w:val="0"/>
         <w:keepLines w:val="0"/>
         <w:pageBreakBefore w:val="0"/>
         <w:widowControl w:val="0"/>
-        <w:wordWrap/>
-        <w:overflowPunct/>
-        <w:topLinePunct w:val="0"/>
-        <w:autoSpaceDE w:val="0"/>
-        <w:autoSpaceDN w:val="0"/>
-        <w:bidi w:val="0"/>
-      </w:pPr>
-      <w:bookmarkStart w:id="10" w:name="_Toc6842"/>
-      <w:r>
-        <w:rPr>
-          <w:rFonts w:hint="eastAsia"/>
-          <w:lang w:val="en-US" w:eastAsia="zh-CN"/>
-        </w:rPr>
-        <w:t>管理评审</w:t>
-      </w:r>
-      <w:bookmarkEnd w:id="10"/>
-    </w:p>
-    <w:p>
-      <w:pPr>
-        <w:keepNext w:val="0"/>
-        <w:keepLines w:val="0"/>
-        <w:pageBreakBefore w:val="0"/>
-        <w:widowControl w:val="0"/>
+        <w:shd w:val="clear" w:color="auto" w:fill="auto"/>
         <w:kinsoku w:val="0"/>
         <w:wordWrap/>
         <w:overflowPunct/>
@@ -3719,6 +3936,40 @@
         <w:textAlignment w:val="baseline"/>
         <w:rPr>
           <w:rFonts w:ascii="宋体" w:hAnsi="宋体" w:eastAsia="宋体" w:cs="宋体"/>
+          <w:sz w:val="24"/>
+          <w:szCs w:val="24"/>
+        </w:rPr>
+      </w:pPr>
+      <w:r>
+        <w:rPr>
+          <w:rFonts w:ascii="宋体" w:hAnsi="宋体" w:eastAsia="宋体" w:cs="宋体"/>
+          <w:sz w:val="24"/>
+          <w:szCs w:val="24"/>
+        </w:rPr>
+        <w:t>针对不符合项的改进意见如下：</w:t>
+      </w:r>
+    </w:p>
+    <w:p>
+      <w:pPr>
+        <w:keepNext w:val="0"/>
+        <w:keepLines w:val="0"/>
+        <w:pageBreakBefore w:val="0"/>
+        <w:widowControl w:val="0"/>
+        <w:shd w:val="clear" w:color="auto" w:fill="auto"/>
+        <w:kinsoku w:val="0"/>
+        <w:wordWrap/>
+        <w:overflowPunct/>
+        <w:topLinePunct w:val="0"/>
+        <w:autoSpaceDE w:val="0"/>
+        <w:autoSpaceDN w:val="0"/>
+        <w:bidi w:val="0"/>
+        <w:adjustRightInd w:val="0"/>
+        <w:snapToGrid w:val="0"/>
+        <w:spacing w:line="360" w:lineRule="auto"/>
+        <w:ind w:left="0" w:right="0" w:firstLine="480" w:firstLineChars="200"/>
+        <w:textAlignment w:val="baseline"/>
+        <w:rPr>
+          <w:rFonts w:ascii="宋体" w:hAnsi="宋体" w:eastAsia="宋体" w:cs="宋体"/>
           <w:spacing w:val="-2"/>
           <w:sz w:val="24"/>
           <w:szCs w:val="24"/>
@@ -3730,7 +3981,50 @@
           <w:sz w:val="24"/>
           <w:szCs w:val="24"/>
         </w:rPr>
-        <w:t>2025年度公司管理评审在公司各部门的积极配合下圆满地结束了，对本次管理评审公司各相关部门做了周密的安排，参加会议的各部门人员也做了充分的准备，对公司的运维管理目标进行了认真的评议，全面的总结了公司运维能力体系的运行情况，肯定了2025年质量管理体系运行的适宜性、有效性。通过这次管理评审，总结了经验，将更有力的推动公司持续发展。</w:t>
+        <w:t>运维部相关人员认真学习</w:t>
+      </w:r>
+      <w:r>
+        <w:rPr>
+          <w:rFonts w:hint="eastAsia" w:ascii="宋体" w:hAnsi="宋体" w:eastAsia="宋体" w:cs="宋体"/>
+          <w:sz w:val="24"/>
+          <w:szCs w:val="24"/>
+          <w:lang w:val="en-US" w:eastAsia="zh-CN"/>
+        </w:rPr>
+        <w:t>服务知识</w:t>
+      </w:r>
+      <w:r>
+        <w:rPr>
+          <w:rFonts w:ascii="宋体" w:hAnsi="宋体" w:eastAsia="宋体" w:cs="宋体"/>
+          <w:sz w:val="24"/>
+          <w:szCs w:val="24"/>
+        </w:rPr>
+        <w:t>管理制度，并按制度要求定期开展</w:t>
+      </w:r>
+      <w:r>
+        <w:rPr>
+          <w:rFonts w:hint="eastAsia" w:ascii="宋体" w:hAnsi="宋体" w:eastAsia="宋体" w:cs="宋体"/>
+          <w:sz w:val="24"/>
+          <w:szCs w:val="24"/>
+          <w:lang w:val="en-US" w:eastAsia="zh-CN"/>
+        </w:rPr>
+        <w:t>服务知识</w:t>
+      </w:r>
+      <w:r>
+        <w:rPr>
+          <w:rFonts w:ascii="宋体" w:hAnsi="宋体" w:eastAsia="宋体" w:cs="宋体"/>
+          <w:sz w:val="24"/>
+          <w:szCs w:val="24"/>
+        </w:rPr>
+        <w:t>内容适宜性评审，并由专人负责提醒其定期开展</w:t>
+      </w:r>
+      <w:r>
+        <w:rPr>
+          <w:rFonts w:ascii="宋体" w:hAnsi="宋体" w:eastAsia="宋体" w:cs="宋体"/>
+          <w:spacing w:val="-2"/>
+          <w:sz w:val="24"/>
+          <w:szCs w:val="24"/>
+        </w:rPr>
+        <w:t>。</w:t>
       </w:r>
     </w:p>
     <w:p>
@@ -3747,11 +4041,146 @@
         <w:autoSpaceDN w:val="0"/>
         <w:bidi w:val="0"/>
       </w:pPr>
-      <w:bookmarkStart w:id="11" w:name="_Toc11662"/>
+      <w:bookmarkStart w:id="13" w:name="_Toc6456"/>
+      <w:r>
+        <w:rPr>
+          <w:rFonts w:hint="eastAsia"/>
+          <w:lang w:val="en-US" w:eastAsia="zh-CN"/>
+        </w:rPr>
+        <w:t>管理评审</w:t>
+      </w:r>
+      <w:bookmarkEnd w:id="13"/>
+    </w:p>
+    <w:p>
+      <w:pPr>
+        <w:pStyle w:val="29"/>
+        <w:bidi w:val="0"/>
+        <w:rPr>
+          <w:rFonts w:hint="eastAsia"/>
+        </w:rPr>
+      </w:pPr>
+      <w:bookmarkStart w:id="14" w:name="_Toc22325"/>
+      <w:r>
+        <w:rPr>
+          <w:rFonts w:hint="eastAsia"/>
+        </w:rPr>
+        <w:t>评审背景与输入</w:t>
+      </w:r>
+      <w:bookmarkEnd w:id="14"/>
+    </w:p>
+    <w:p>
+      <w:pPr>
+        <w:pStyle w:val="27"/>
+        <w:rPr>
+          <w:rFonts w:hint="eastAsia"/>
+        </w:rPr>
+      </w:pPr>
+      <w:r>
+        <w:rPr>
+          <w:rFonts w:hint="eastAsia"/>
+        </w:rPr>
+        <w:t>体系运行期间，全体员工基于日常实践积极反馈改进建议，各审核专员亦通过项目检查识别了优化需求。以上信息作为重要输入，提交至管理评审会议。</w:t>
+      </w:r>
+    </w:p>
+    <w:p>
+      <w:pPr>
+        <w:pStyle w:val="29"/>
+        <w:bidi w:val="0"/>
+        <w:rPr>
+          <w:rFonts w:hint="eastAsia"/>
+        </w:rPr>
+      </w:pPr>
+      <w:bookmarkStart w:id="15" w:name="_Toc948"/>
+      <w:r>
+        <w:rPr>
+          <w:rFonts w:hint="eastAsia"/>
+        </w:rPr>
+        <w:t>评审实施与发现</w:t>
+      </w:r>
+      <w:bookmarkEnd w:id="15"/>
+    </w:p>
+    <w:p>
+      <w:pPr>
+        <w:pStyle w:val="27"/>
+        <w:rPr>
+          <w:rFonts w:hint="eastAsia"/>
+        </w:rPr>
+      </w:pPr>
+      <w:r>
+        <w:rPr>
+          <w:rFonts w:hint="eastAsia"/>
+        </w:rPr>
+        <w:t>公司于2025年</w:t>
+      </w:r>
+      <w:r>
+        <w:rPr>
+          <w:rFonts w:hint="eastAsia"/>
+          <w:lang w:val="en-US" w:eastAsia="zh-CN"/>
+        </w:rPr>
+        <w:t>10</w:t>
+      </w:r>
+      <w:r>
+        <w:rPr>
+          <w:rFonts w:hint="eastAsia"/>
+        </w:rPr>
+        <w:t>月20日组织召开了运维服务能力管理评审会议。会议从人员、资源、过程、技术、应急、交付及体系实施成果等方面，对运维服务能力进行了系统性分析与评价。根据《运维服务能力指标体系》核查，各项指标均获达成；对于内审遗留问题，会议明确了具体的责任部门与整改路径。</w:t>
+      </w:r>
+    </w:p>
+    <w:p>
+      <w:pPr>
+        <w:pStyle w:val="29"/>
+        <w:bidi w:val="0"/>
+        <w:rPr>
+          <w:rFonts w:hint="eastAsia"/>
+        </w:rPr>
+      </w:pPr>
+      <w:bookmarkStart w:id="16" w:name="_Toc27007"/>
+      <w:r>
+        <w:rPr>
+          <w:rFonts w:hint="eastAsia"/>
+        </w:rPr>
+        <w:t>评审结论与决议</w:t>
+      </w:r>
+      <w:bookmarkEnd w:id="16"/>
+    </w:p>
+    <w:p>
+      <w:pPr>
+        <w:pStyle w:val="27"/>
+      </w:pPr>
+      <w:r>
+        <w:rPr>
+          <w:rFonts w:hint="eastAsia"/>
+        </w:rPr>
+        <w:t>经评审，与会人员一致认为：</w:t>
+      </w:r>
+      <w:bookmarkStart w:id="19" w:name="_GoBack"/>
+      <w:bookmarkEnd w:id="19"/>
+      <w:r>
+        <w:rPr>
+          <w:rFonts w:hint="eastAsia"/>
+        </w:rPr>
+        <w:t>运维服务管理体系运行状态基本正常，能够适应公司实际业务，对运维服务质量的提升起到了正向推动作用。会议决议，后续工作应重点加强对员工的技能与工作流程培训，并责成运维部进一步强化对体系执行的日常监督。</w:t>
+      </w:r>
+    </w:p>
+    <w:p>
+      <w:pPr>
+        <w:pStyle w:val="28"/>
+        <w:keepNext w:val="0"/>
+        <w:keepLines w:val="0"/>
+        <w:pageBreakBefore w:val="0"/>
+        <w:widowControl w:val="0"/>
+        <w:wordWrap/>
+        <w:overflowPunct/>
+        <w:topLinePunct w:val="0"/>
+        <w:autoSpaceDE w:val="0"/>
+        <w:autoSpaceDN w:val="0"/>
+        <w:bidi w:val="0"/>
+      </w:pPr>
+      <w:bookmarkStart w:id="17" w:name="_Toc23095"/>
       <w:r>
         <w:t>满意度调查</w:t>
       </w:r>
-      <w:bookmarkEnd w:id="11"/>
+      <w:bookmarkEnd w:id="17"/>
     </w:p>
     <w:p>
       <w:pPr>
@@ -3827,19 +4256,7 @@
           <w:szCs w:val="24"/>
           <w:lang w:eastAsia="zh-CN"/>
         </w:rPr>
-        <w:t>客户满意度平均分为</w:t>
-      </w:r>
-      <w:bookmarkStart w:id="13" w:name="_GoBack"/>
-      <w:bookmarkEnd w:id="13"/>
-      <w:r>
-        <w:rPr>
-          <w:rFonts w:hint="eastAsia" w:ascii="宋体" w:hAnsi="宋体" w:eastAsia="宋体" w:cs="宋体"/>
-          <w:spacing w:val="-6"/>
-          <w:sz w:val="24"/>
-          <w:szCs w:val="24"/>
-          <w:lang w:eastAsia="zh-CN"/>
-        </w:rPr>
-        <w:t>96分（满意度调查表总得分/收回的调查问卷总份数），通过调查分数以及客户提出的改进意见，</w:t>
+        <w:t>客户满意度平均分为96分（满意度调查表总得分/收回的调查问卷总份数），通过调查分数以及客户提出的改进意见，</w:t>
       </w:r>
       <w:r>
         <w:rPr>
@@ -3896,8 +4313,238 @@
           <w:szCs w:val="24"/>
           <w:lang w:eastAsia="zh-CN"/>
         </w:rPr>
-        <w:t>通过满意度调查得知，客户对我司的运维服务基本持满意态度，但对于公司的服务台服务水平等方面有需要提高的空间，从本次调查不仅获知本公司的不足之处，还反映了客户关注需要进一步加强，未来更有必要提升公司整体运作及管理水平。</w:t>
-      </w:r>
+        <w:t>在肯定成绩的同时，结合客户在问卷中提出的具体意见与建议，运维部进行了专项梳理与根因分析，识别出在后续服务过程中仍有提升空间的环节，主要包括：</w:t>
+      </w:r>
+    </w:p>
+    <w:p>
+      <w:pPr>
+        <w:keepNext w:val="0"/>
+        <w:keepLines w:val="0"/>
+        <w:pageBreakBefore w:val="0"/>
+        <w:widowControl w:val="0"/>
+        <w:numPr>
+          <w:ilvl w:val="0"/>
+          <w:numId w:val="5"/>
+        </w:numPr>
+        <w:kinsoku/>
+        <w:wordWrap/>
+        <w:overflowPunct/>
+        <w:topLinePunct w:val="0"/>
+        <w:autoSpaceDE w:val="0"/>
+        <w:autoSpaceDN w:val="0"/>
+        <w:bidi w:val="0"/>
+        <w:adjustRightInd/>
+        <w:snapToGrid/>
+        <w:spacing w:line="360" w:lineRule="auto"/>
+        <w:ind w:left="425" w:leftChars="0" w:right="0" w:hanging="425" w:firstLineChars="0"/>
+        <w:textAlignment w:val="auto"/>
+        <w:rPr>
+          <w:rFonts w:hint="eastAsia" w:ascii="宋体" w:hAnsi="宋体" w:eastAsia="宋体" w:cs="宋体"/>
+          <w:spacing w:val="-6"/>
+          <w:sz w:val="24"/>
+          <w:szCs w:val="24"/>
+          <w:lang w:eastAsia="zh-CN"/>
+        </w:rPr>
+      </w:pPr>
+      <w:r>
+        <w:rPr>
+          <w:rFonts w:hint="eastAsia" w:ascii="宋体" w:hAnsi="宋体" w:eastAsia="宋体" w:cs="宋体"/>
+          <w:spacing w:val="-6"/>
+          <w:sz w:val="24"/>
+          <w:szCs w:val="24"/>
+          <w:lang w:eastAsia="zh-CN"/>
+        </w:rPr>
+        <w:t>之后</w:t>
+      </w:r>
+      <w:r>
+        <w:rPr>
+          <w:rFonts w:hint="eastAsia" w:ascii="宋体" w:hAnsi="宋体" w:eastAsia="宋体" w:cs="宋体"/>
+          <w:spacing w:val="-6"/>
+          <w:sz w:val="24"/>
+          <w:szCs w:val="24"/>
+          <w:lang w:val="en-US" w:eastAsia="zh-CN"/>
+        </w:rPr>
+        <w:t>运维部</w:t>
+      </w:r>
+      <w:r>
+        <w:rPr>
+          <w:rFonts w:hint="eastAsia" w:ascii="宋体" w:hAnsi="宋体" w:eastAsia="宋体" w:cs="宋体"/>
+          <w:spacing w:val="-6"/>
+          <w:sz w:val="24"/>
+          <w:szCs w:val="24"/>
+          <w:lang w:eastAsia="zh-CN"/>
+        </w:rPr>
+        <w:t>会继续向客户征询调查问卷，并对调查问卷的数据进行统计分析，从而进一步提升本公司各方面服务水平，更好的服务于客户。</w:t>
+      </w:r>
+    </w:p>
+    <w:p>
+      <w:pPr>
+        <w:keepNext w:val="0"/>
+        <w:keepLines w:val="0"/>
+        <w:pageBreakBefore w:val="0"/>
+        <w:widowControl w:val="0"/>
+        <w:numPr>
+          <w:ilvl w:val="0"/>
+          <w:numId w:val="5"/>
+        </w:numPr>
+        <w:kinsoku/>
+        <w:wordWrap/>
+        <w:overflowPunct/>
+        <w:topLinePunct w:val="0"/>
+        <w:autoSpaceDE w:val="0"/>
+        <w:autoSpaceDN w:val="0"/>
+        <w:bidi w:val="0"/>
+        <w:adjustRightInd/>
+        <w:snapToGrid/>
+        <w:spacing w:line="360" w:lineRule="auto"/>
+        <w:ind w:left="425" w:leftChars="0" w:right="0" w:hanging="425" w:firstLineChars="0"/>
+        <w:textAlignment w:val="auto"/>
+        <w:rPr>
+          <w:rFonts w:hint="eastAsia" w:ascii="宋体" w:hAnsi="宋体" w:eastAsia="宋体" w:cs="宋体"/>
+          <w:spacing w:val="-6"/>
+          <w:sz w:val="24"/>
+          <w:szCs w:val="24"/>
+          <w:lang w:eastAsia="zh-CN"/>
+        </w:rPr>
+      </w:pPr>
+      <w:r>
+        <w:rPr>
+          <w:rFonts w:hint="eastAsia" w:ascii="宋体" w:hAnsi="宋体" w:eastAsia="宋体" w:cs="宋体"/>
+          <w:spacing w:val="-6"/>
+          <w:sz w:val="24"/>
+          <w:szCs w:val="24"/>
+          <w:lang w:eastAsia="zh-CN"/>
+        </w:rPr>
+        <w:t>服务台沟通规范性与响应效率：部分客户反馈，服务台在接听咨询或处理初步请求时，存在用语不够标准化、情绪安抚与信息引导能力有待加强的情况，影响了服务的专业感知与及时性。</w:t>
+      </w:r>
+    </w:p>
+    <w:p>
+      <w:pPr>
+        <w:keepNext w:val="0"/>
+        <w:keepLines w:val="0"/>
+        <w:pageBreakBefore w:val="0"/>
+        <w:widowControl w:val="0"/>
+        <w:numPr>
+          <w:ilvl w:val="0"/>
+          <w:numId w:val="5"/>
+        </w:numPr>
+        <w:kinsoku/>
+        <w:wordWrap/>
+        <w:overflowPunct/>
+        <w:topLinePunct w:val="0"/>
+        <w:autoSpaceDE w:val="0"/>
+        <w:autoSpaceDN w:val="0"/>
+        <w:bidi w:val="0"/>
+        <w:adjustRightInd/>
+        <w:snapToGrid/>
+        <w:spacing w:line="360" w:lineRule="auto"/>
+        <w:ind w:left="425" w:leftChars="0" w:right="0" w:hanging="425" w:firstLineChars="0"/>
+        <w:textAlignment w:val="auto"/>
+        <w:rPr>
+          <w:rFonts w:hint="eastAsia" w:ascii="宋体" w:hAnsi="宋体" w:eastAsia="宋体" w:cs="宋体"/>
+          <w:spacing w:val="-6"/>
+          <w:sz w:val="24"/>
+          <w:szCs w:val="24"/>
+          <w:lang w:eastAsia="zh-CN"/>
+        </w:rPr>
+      </w:pPr>
+      <w:r>
+        <w:rPr>
+          <w:rFonts w:hint="eastAsia" w:ascii="宋体" w:hAnsi="宋体" w:eastAsia="宋体" w:cs="宋体"/>
+          <w:spacing w:val="-6"/>
+          <w:sz w:val="24"/>
+          <w:szCs w:val="24"/>
+          <w:lang w:eastAsia="zh-CN"/>
+        </w:rPr>
+        <w:t>内部流程衔接与信息透明度：有客户提及，在合同续签、变更审批等环节，感觉内部流程周期较长，且进展状态同步不够及时，希望进一步优化流程效率并增强过程可视性。</w:t>
+      </w:r>
+    </w:p>
+    <w:p>
+      <w:pPr>
+        <w:keepNext w:val="0"/>
+        <w:keepLines w:val="0"/>
+        <w:pageBreakBefore w:val="0"/>
+        <w:widowControl w:val="0"/>
+        <w:numPr>
+          <w:ilvl w:val="0"/>
+          <w:numId w:val="5"/>
+        </w:numPr>
+        <w:kinsoku/>
+        <w:wordWrap/>
+        <w:overflowPunct/>
+        <w:topLinePunct w:val="0"/>
+        <w:autoSpaceDE w:val="0"/>
+        <w:autoSpaceDN w:val="0"/>
+        <w:bidi w:val="0"/>
+        <w:adjustRightInd/>
+        <w:snapToGrid/>
+        <w:spacing w:line="360" w:lineRule="auto"/>
+        <w:ind w:left="425" w:leftChars="0" w:right="0" w:hanging="425" w:firstLineChars="0"/>
+        <w:textAlignment w:val="auto"/>
+        <w:rPr>
+          <w:rFonts w:hint="eastAsia" w:ascii="宋体" w:hAnsi="宋体" w:eastAsia="宋体" w:cs="宋体"/>
+          <w:spacing w:val="-6"/>
+          <w:sz w:val="24"/>
+          <w:szCs w:val="24"/>
+          <w:lang w:eastAsia="zh-CN"/>
+        </w:rPr>
+      </w:pPr>
+      <w:r>
+        <w:rPr>
+          <w:rFonts w:hint="eastAsia" w:ascii="宋体" w:hAnsi="宋体" w:eastAsia="宋体" w:cs="宋体"/>
+          <w:spacing w:val="-6"/>
+          <w:sz w:val="24"/>
+          <w:szCs w:val="24"/>
+          <w:lang w:eastAsia="zh-CN"/>
+        </w:rPr>
+        <w:t>主动服务与定期汇报机制：部分项目客户指出，日常沟通多基于事件驱动，建议可增强定期性的服务汇报与健康检查，以便更全面了解系统运行状况与服务价值体现。</w:t>
+      </w:r>
+    </w:p>
+    <w:p>
+      <w:pPr>
+        <w:pStyle w:val="27"/>
+        <w:bidi w:val="0"/>
+        <w:rPr>
+          <w:rFonts w:hint="eastAsia"/>
+          <w:lang w:eastAsia="zh-CN"/>
+        </w:rPr>
+      </w:pPr>
+      <w:r>
+        <w:t>满意度调查不仅量化评估了服务表现，更通过客户声音精准揭示了服务短板与管理盲点，进一步说明：在维持整体满意度高位的同時，</w:t>
+      </w:r>
+      <w:r>
+        <w:rPr>
+          <w:rFonts w:hint="default"/>
+        </w:rPr>
+        <w:t>细节体验、流程效能与主动服务已成为客户重点关注且期待持续优化的方向。这要求我们在未来工作中，必须将客户反馈转化为内部改进的具体行动，通过提升局部环节的专业性与协同效率，进而驱动公司整体运作及管理水平的系统升级。</w:t>
+      </w:r>
+    </w:p>
+    <w:p>
+      <w:pPr>
+        <w:pStyle w:val="28"/>
+        <w:keepNext w:val="0"/>
+        <w:keepLines w:val="0"/>
+        <w:pageBreakBefore w:val="0"/>
+        <w:widowControl w:val="0"/>
+        <w:wordWrap/>
+        <w:overflowPunct/>
+        <w:topLinePunct w:val="0"/>
+        <w:autoSpaceDE w:val="0"/>
+        <w:autoSpaceDN w:val="0"/>
+        <w:bidi w:val="0"/>
+      </w:pPr>
+      <w:bookmarkStart w:id="18" w:name="_Toc13815"/>
+      <w:r>
+        <w:t>运维服务</w:t>
+      </w:r>
+      <w:r>
+        <w:rPr>
+          <w:rFonts w:hint="eastAsia"/>
+          <w:lang w:val="en-US" w:eastAsia="zh-CN"/>
+        </w:rPr>
+        <w:t>质量总结、改进</w:t>
+      </w:r>
+      <w:bookmarkEnd w:id="18"/>
     </w:p>
     <w:p>
       <w:pPr>
@@ -3918,19 +4565,42 @@
         <w:ind w:left="0" w:right="0" w:firstLine="456" w:firstLineChars="200"/>
         <w:textAlignment w:val="auto"/>
         <w:rPr>
+          <w:rFonts w:hint="default" w:ascii="宋体" w:hAnsi="宋体" w:eastAsia="宋体" w:cs="宋体"/>
           <w:spacing w:val="-6"/>
-          <w:lang w:eastAsia="zh-CN"/>
-        </w:rPr>
-      </w:pPr>
+          <w:sz w:val="24"/>
+          <w:szCs w:val="24"/>
+          <w:lang w:val="en-US" w:eastAsia="zh-CN"/>
+        </w:rPr>
+      </w:pPr>
+      <w:r>
+        <w:rPr>
+          <w:rFonts w:hint="default" w:ascii="宋体" w:hAnsi="宋体" w:eastAsia="宋体" w:cs="宋体"/>
+          <w:spacing w:val="-6"/>
+          <w:sz w:val="24"/>
+          <w:szCs w:val="24"/>
+          <w:lang w:val="en-US" w:eastAsia="zh-CN"/>
+        </w:rPr>
+        <w:t>2025年1月，由</w:t>
+      </w:r>
       <w:r>
         <w:rPr>
           <w:rFonts w:hint="eastAsia" w:ascii="宋体" w:hAnsi="宋体" w:eastAsia="宋体" w:cs="宋体"/>
           <w:spacing w:val="-6"/>
           <w:sz w:val="24"/>
           <w:szCs w:val="24"/>
-          <w:lang w:eastAsia="zh-CN"/>
-        </w:rPr>
-        <w:t>之后</w:t>
+          <w:lang w:val="en-US" w:eastAsia="zh-CN"/>
+        </w:rPr>
+        <w:t>运维部</w:t>
+      </w:r>
+      <w:r>
+        <w:rPr>
+          <w:rFonts w:hint="default" w:ascii="宋体" w:hAnsi="宋体" w:eastAsia="宋体" w:cs="宋体"/>
+          <w:spacing w:val="-6"/>
+          <w:sz w:val="24"/>
+          <w:szCs w:val="24"/>
+          <w:lang w:val="en-US" w:eastAsia="zh-CN"/>
+        </w:rPr>
+        <w:t>牵头公司引进了ITSS运维服务能力管理体系，结合公司的实际情况对公司原有的运维管理体系进行了全面系统地梳理，</w:t>
       </w:r>
       <w:r>
         <w:rPr>
@@ -3940,7 +4610,17 @@
           <w:szCs w:val="24"/>
           <w:lang w:val="en-US" w:eastAsia="zh-CN"/>
         </w:rPr>
-        <w:t>运维部</w:t>
+        <w:t>结合运维服务指标完成情况、客户反馈意见等方式</w:t>
+      </w:r>
+      <w:r>
+        <w:rPr>
+          <w:rFonts w:hint="default" w:ascii="宋体" w:hAnsi="宋体" w:eastAsia="宋体" w:cs="宋体"/>
+          <w:spacing w:val="-6"/>
+          <w:sz w:val="24"/>
+          <w:szCs w:val="24"/>
+          <w:lang w:val="en-US" w:eastAsia="zh-CN"/>
+        </w:rPr>
+        <w:t>从人员管理、资源管理、技术管理、服务过程管理及质量管理方面对</w:t>
       </w:r>
       <w:r>
         <w:rPr>
@@ -3948,56 +4628,11 @@
           <w:spacing w:val="-6"/>
           <w:sz w:val="24"/>
           <w:szCs w:val="24"/>
-          <w:lang w:eastAsia="zh-CN"/>
-        </w:rPr>
-        <w:t>会继续向客户征询调查问卷，并对调查问卷的数据进行统计分析，从而进一步提升本公司各方面服务水平，更好的服务于客户。</w:t>
-      </w:r>
-    </w:p>
-    <w:p>
-      <w:pPr>
-        <w:pStyle w:val="28"/>
-        <w:keepNext w:val="0"/>
-        <w:keepLines w:val="0"/>
-        <w:pageBreakBefore w:val="0"/>
-        <w:widowControl w:val="0"/>
-        <w:wordWrap/>
-        <w:overflowPunct/>
-        <w:topLinePunct w:val="0"/>
-        <w:autoSpaceDE w:val="0"/>
-        <w:autoSpaceDN w:val="0"/>
-        <w:bidi w:val="0"/>
-      </w:pPr>
-      <w:bookmarkStart w:id="12" w:name="_Toc5944"/>
-      <w:r>
-        <w:t>运维服务</w:t>
-      </w:r>
-      <w:r>
-        <w:rPr>
-          <w:rFonts w:hint="eastAsia"/>
-          <w:lang w:val="en-US" w:eastAsia="zh-CN"/>
-        </w:rPr>
-        <w:t>质量总结、改进</w:t>
-      </w:r>
-      <w:bookmarkEnd w:id="12"/>
-    </w:p>
-    <w:p>
-      <w:pPr>
-        <w:keepNext w:val="0"/>
-        <w:keepLines w:val="0"/>
-        <w:pageBreakBefore w:val="0"/>
-        <w:widowControl w:val="0"/>
-        <w:kinsoku/>
-        <w:wordWrap/>
-        <w:overflowPunct/>
-        <w:topLinePunct w:val="0"/>
-        <w:autoSpaceDE w:val="0"/>
-        <w:autoSpaceDN w:val="0"/>
-        <w:bidi w:val="0"/>
-        <w:adjustRightInd/>
-        <w:snapToGrid/>
-        <w:spacing w:line="360" w:lineRule="auto"/>
-        <w:ind w:left="0" w:right="0" w:firstLine="456" w:firstLineChars="200"/>
-        <w:textAlignment w:val="auto"/>
+          <w:lang w:val="en-US" w:eastAsia="zh-CN"/>
+        </w:rPr>
+        <w:t>运维体系进行改进和完善。</w:t>
+      </w:r>
+      <w:r>
         <w:rPr>
           <w:rFonts w:hint="default" w:ascii="宋体" w:hAnsi="宋体" w:eastAsia="宋体" w:cs="宋体"/>
           <w:spacing w:val="-6"/>
@@ -4005,104 +4640,8 @@
           <w:szCs w:val="24"/>
           <w:lang w:val="en-US" w:eastAsia="zh-CN"/>
         </w:rPr>
-      </w:pPr>
-      <w:r>
-        <w:rPr>
-          <w:rFonts w:hint="default" w:ascii="宋体" w:hAnsi="宋体" w:eastAsia="宋体" w:cs="宋体"/>
-          <w:spacing w:val="-6"/>
-          <w:sz w:val="24"/>
-          <w:szCs w:val="24"/>
-          <w:lang w:val="en-US" w:eastAsia="zh-CN"/>
-        </w:rPr>
-        <w:t>2025 年 1月，由</w:t>
-      </w:r>
-      <w:r>
-        <w:rPr>
-          <w:rFonts w:hint="eastAsia" w:ascii="宋体" w:hAnsi="宋体" w:eastAsia="宋体" w:cs="宋体"/>
-          <w:spacing w:val="-6"/>
-          <w:sz w:val="24"/>
-          <w:szCs w:val="24"/>
-          <w:lang w:val="en-US" w:eastAsia="zh-CN"/>
-        </w:rPr>
-        <w:t>运维部</w:t>
-      </w:r>
-      <w:r>
-        <w:rPr>
-          <w:rFonts w:hint="default" w:ascii="宋体" w:hAnsi="宋体" w:eastAsia="宋体" w:cs="宋体"/>
-          <w:spacing w:val="-6"/>
-          <w:sz w:val="24"/>
-          <w:szCs w:val="24"/>
-          <w:lang w:val="en-US" w:eastAsia="zh-CN"/>
-        </w:rPr>
-        <w:t>牵头公司引进了ITSS运维服务能力管理体系，结合公司的实际情况对公司原有的运维管理体系进行了全面系统地梳理，</w:t>
-      </w:r>
-      <w:r>
-        <w:rPr>
-          <w:rFonts w:hint="eastAsia" w:ascii="宋体" w:hAnsi="宋体" w:eastAsia="宋体" w:cs="宋体"/>
-          <w:spacing w:val="-6"/>
-          <w:sz w:val="24"/>
-          <w:szCs w:val="24"/>
-          <w:lang w:val="en-US" w:eastAsia="zh-CN"/>
-        </w:rPr>
-        <w:t>结合运维服务指标完成情况、客户反馈意见等方式</w:t>
-      </w:r>
-      <w:r>
-        <w:rPr>
-          <w:rFonts w:hint="default" w:ascii="宋体" w:hAnsi="宋体" w:eastAsia="宋体" w:cs="宋体"/>
-          <w:spacing w:val="-6"/>
-          <w:sz w:val="24"/>
-          <w:szCs w:val="24"/>
-          <w:lang w:val="en-US" w:eastAsia="zh-CN"/>
-        </w:rPr>
-        <w:t>从人员管理、资源管理、技术管理、服务过程管理及质量管理方面对</w:t>
-      </w:r>
-      <w:r>
-        <w:rPr>
-          <w:rFonts w:hint="eastAsia" w:ascii="宋体" w:hAnsi="宋体" w:eastAsia="宋体" w:cs="宋体"/>
-          <w:spacing w:val="-6"/>
-          <w:sz w:val="24"/>
-          <w:szCs w:val="24"/>
-          <w:lang w:val="en-US" w:eastAsia="zh-CN"/>
-        </w:rPr>
-        <w:t>运维体系进行改进和完善。</w:t>
-      </w:r>
-      <w:r>
-        <w:rPr>
-          <w:rFonts w:hint="default" w:ascii="宋体" w:hAnsi="宋体" w:eastAsia="宋体" w:cs="宋体"/>
-          <w:spacing w:val="-6"/>
-          <w:sz w:val="24"/>
-          <w:szCs w:val="24"/>
-          <w:lang w:val="en-US" w:eastAsia="zh-CN"/>
-        </w:rPr>
         <w:t>实践表明，通过不断地完善调整，修改后的运维服务体系能较好的适应公司文化，规范工作流程，对运维服务起到了促进和支撑作用。</w:t>
       </w:r>
-    </w:p>
-    <w:p>
-      <w:pPr>
-        <w:keepNext w:val="0"/>
-        <w:keepLines w:val="0"/>
-        <w:pageBreakBefore w:val="0"/>
-        <w:widowControl w:val="0"/>
-        <w:kinsoku/>
-        <w:wordWrap/>
-        <w:overflowPunct/>
-        <w:topLinePunct w:val="0"/>
-        <w:autoSpaceDE w:val="0"/>
-        <w:autoSpaceDN w:val="0"/>
-        <w:bidi w:val="0"/>
-        <w:adjustRightInd/>
-        <w:snapToGrid/>
-        <w:spacing w:line="360" w:lineRule="auto"/>
-        <w:ind w:left="0" w:right="0" w:firstLine="456" w:firstLineChars="200"/>
-        <w:textAlignment w:val="auto"/>
-        <w:rPr>
-          <w:rFonts w:hint="default" w:ascii="宋体" w:hAnsi="宋体" w:eastAsia="宋体" w:cs="宋体"/>
-          <w:spacing w:val="-6"/>
-          <w:sz w:val="24"/>
-          <w:szCs w:val="24"/>
-          <w:lang w:val="en-US" w:eastAsia="zh-CN"/>
-        </w:rPr>
-      </w:pPr>
     </w:p>
     <w:sectPr>
       <w:footerReference r:id="rId5" w:type="default"/>
@@ -4312,8 +4851,88 @@
       </w:rPr>
     </w:lvl>
   </w:abstractNum>
+  <w:abstractNum w:abstractNumId="1">
+    <w:nsid w:val="23FF348C"/>
+    <w:multiLevelType w:val="singleLevel"/>
+    <w:tmpl w:val="23FF348C"/>
+    <w:lvl w:ilvl="0" w:tentative="0">
+      <w:start w:val="1"/>
+      <w:numFmt w:val="decimal"/>
+      <w:lvlText w:val="%1."/>
+      <w:lvlJc w:val="left"/>
+      <w:pPr>
+        <w:ind w:left="425" w:hanging="425"/>
+      </w:pPr>
+      <w:rPr>
+        <w:rFonts w:hint="default"/>
+      </w:rPr>
+    </w:lvl>
+  </w:abstractNum>
+  <w:abstractNum w:abstractNumId="2">
+    <w:nsid w:val="31C756D5"/>
+    <w:multiLevelType w:val="singleLevel"/>
+    <w:tmpl w:val="31C756D5"/>
+    <w:lvl w:ilvl="0" w:tentative="0">
+      <w:start w:val="1"/>
+      <w:numFmt w:val="decimal"/>
+      <w:lvlText w:val="%1."/>
+      <w:lvlJc w:val="left"/>
+      <w:pPr>
+        <w:ind w:left="425" w:hanging="425"/>
+      </w:pPr>
+      <w:rPr>
+        <w:rFonts w:hint="default"/>
+      </w:rPr>
+    </w:lvl>
+  </w:abstractNum>
+  <w:abstractNum w:abstractNumId="3">
+    <w:nsid w:val="79EA4081"/>
+    <w:multiLevelType w:val="singleLevel"/>
+    <w:tmpl w:val="79EA4081"/>
+    <w:lvl w:ilvl="0" w:tentative="0">
+      <w:start w:val="1"/>
+      <w:numFmt w:val="decimal"/>
+      <w:lvlText w:val="%1."/>
+      <w:lvlJc w:val="left"/>
+      <w:pPr>
+        <w:ind w:left="425" w:hanging="425"/>
+      </w:pPr>
+      <w:rPr>
+        <w:rFonts w:hint="default"/>
+      </w:rPr>
+    </w:lvl>
+  </w:abstractNum>
+  <w:abstractNum w:abstractNumId="4">
+    <w:nsid w:val="7A1B0A07"/>
+    <w:multiLevelType w:val="singleLevel"/>
+    <w:tmpl w:val="7A1B0A07"/>
+    <w:lvl w:ilvl="0" w:tentative="0">
+      <w:start w:val="1"/>
+      <w:numFmt w:val="decimal"/>
+      <w:lvlText w:val="%1."/>
+      <w:lvlJc w:val="left"/>
+      <w:pPr>
+        <w:ind w:left="425" w:hanging="425"/>
+      </w:pPr>
+      <w:rPr>
+        <w:rFonts w:hint="default"/>
+      </w:rPr>
+    </w:lvl>
+  </w:abstractNum>
   <w:num w:numId="1">
     <w:abstractNumId w:val="0"/>
+  </w:num>
+  <w:num w:numId="2">
+    <w:abstractNumId w:val="2"/>
+  </w:num>
+  <w:num w:numId="3">
+    <w:abstractNumId w:val="1"/>
+  </w:num>
+  <w:num w:numId="4">
+    <w:abstractNumId w:val="4"/>
+  </w:num>
+  <w:num w:numId="5">
+    <w:abstractNumId w:val="3"/>
   </w:num>
 </w:numbering>
 </file>
@@ -4323,7 +4942,7 @@
   <w:docDefaults>
     <w:rPrDefault>
       <w:rPr>
-        <w:rFonts w:ascii="Arial" w:hAnsi="Arial" w:eastAsia="Arial" w:cs="Arial"/>
+        <w:rFonts w:ascii="Times New Roman" w:hAnsi="Times New Roman" w:eastAsia="宋体" w:cs="Times New Roman"/>
       </w:rPr>
     </w:rPrDefault>
     <w:pPrDefault/>
